--- a/cloudflare-deploy/public/library/agency/agency-kr.docx
+++ b/cloudflare-deploy/public/library/agency/agency-kr.docx
@@ -6467,6 +6467,1251 @@
                     <a:xfrm>
                       <a:off x="0" y="0"/>
                       <a:ext cx="5669280" cy="1640655"/>
+                    </a:xfrm>
+                    <a:prstGeom prst="rect"/>
+                  </pic:spPr>
+                </pic:pic>
+              </a:graphicData>
+            </a:graphic>
+          </wp:inline>
+        </w:drawing>
+      </w:r>
+    </w:p>
+    <w:p>
+      <w:pPr>
+        <w:spacing w:before="240" w:after="40"/>
+      </w:pPr>
+      <w:r>
+        <w:rPr>
+          <w:rFonts w:ascii="Malgun Gothic" w:hAnsi="Malgun Gothic" w:eastAsia="Malgun Gothic"/>
+          <w:b/>
+          <w:color w:val="E11D48"/>
+          <w:sz w:val="28"/>
+        </w:rPr>
+        <w:t>17.  📢 공지 스튜디오 (포스터 + 팝업)</w:t>
+      </w:r>
+    </w:p>
+    <w:p>
+      <w:pPr>
+        <w:spacing w:after="120" w:before="0"/>
+      </w:pPr>
+      <w:r>
+        <w:rPr>
+          <w:rFonts w:ascii="Malgun Gothic" w:hAnsi="Malgun Gothic" w:eastAsia="Malgun Gothic"/>
+          <w:b w:val="0"/>
+          <w:color w:val="64748B"/>
+          <w:sz w:val="21"/>
+        </w:rPr>
+        <w:t>공지·이벤트 포스터를 만들어 학생 앱 팝업으로</w:t>
+      </w:r>
+    </w:p>
+    <w:tbl>
+      <w:tblPr>
+        <w:tblW w:type="auto" w:w="0"/>
+        <w:jc w:val="center"/>
+        <w:tblLook w:firstColumn="1" w:firstRow="1" w:lastColumn="0" w:lastRow="0" w:noHBand="0" w:noVBand="1" w:val="04A0"/>
+        <w:tblBorders>
+          <w:top w:val="none"/>
+          <w:left w:val="none"/>
+          <w:bottom w:val="none"/>
+          <w:right w:val="none"/>
+          <w:insideH w:val="none"/>
+          <w:insideV w:val="none"/>
+        </w:tblBorders>
+      </w:tblPr>
+      <w:tblGrid>
+        <w:gridCol w:w="9936"/>
+      </w:tblGrid>
+      <w:tr>
+        <w:tc>
+          <w:tcPr>
+            <w:tcW w:type="dxa" w:w="9216"/>
+            <w:shd w:val="clear" w:fill="FFF1F2"/>
+          </w:tcPr>
+          <w:p>
+            <w:pPr>
+              <w:spacing w:after="40" w:before="40"/>
+            </w:pPr>
+            <w:r>
+              <w:rPr>
+                <w:rFonts w:ascii="Malgun Gothic" w:hAnsi="Malgun Gothic" w:eastAsia="Malgun Gothic"/>
+                <w:b/>
+                <w:color w:val="E11D48"/>
+                <w:sz w:val="21"/>
+              </w:rPr>
+              <w:t xml:space="preserve">📖 </w:t>
+            </w:r>
+            <w:r>
+              <w:rPr>
+                <w:rFonts w:ascii="Malgun Gothic" w:hAnsi="Malgun Gothic" w:eastAsia="Malgun Gothic"/>
+                <w:b w:val="0"/>
+                <w:color w:val="334155"/>
+                <w:sz w:val="20"/>
+              </w:rPr>
+              <w:t xml:space="preserve">흩어져 있던 </w:t>
+            </w:r>
+            <w:r>
+              <w:rPr>
+                <w:rFonts w:ascii="Malgun Gothic" w:hAnsi="Malgun Gothic" w:eastAsia="Malgun Gothic"/>
+                <w:b/>
+                <w:color w:val="334155"/>
+                <w:sz w:val="20"/>
+              </w:rPr>
+              <w:t>‘포스터 만들기’와 ‘팝업 공지 관리’를 한 곳으로 통합</w:t>
+            </w:r>
+            <w:r>
+              <w:rPr>
+                <w:rFonts w:ascii="Malgun Gothic" w:hAnsi="Malgun Gothic" w:eastAsia="Malgun Gothic"/>
+                <w:b w:val="0"/>
+                <w:color w:val="334155"/>
+                <w:sz w:val="20"/>
+              </w:rPr>
+              <w:t xml:space="preserve">한 기능이에요. </w:t>
+            </w:r>
+            <w:r>
+              <w:rPr>
+                <w:rFonts w:ascii="Malgun Gothic" w:hAnsi="Malgun Gothic" w:eastAsia="Malgun Gothic"/>
+                <w:b/>
+                <w:color w:val="334155"/>
+                <w:sz w:val="20"/>
+              </w:rPr>
+              <w:t>①만들기</w:t>
+            </w:r>
+            <w:r>
+              <w:rPr>
+                <w:rFonts w:ascii="Malgun Gothic" w:hAnsi="Malgun Gothic" w:eastAsia="Malgun Gothic"/>
+                <w:b w:val="0"/>
+                <w:color w:val="334155"/>
+                <w:sz w:val="20"/>
+              </w:rPr>
+              <w:t xml:space="preserve"> 탭에서 공지·이벤트 포스터를 디자인하고, 바로 </w:t>
+            </w:r>
+            <w:r>
+              <w:rPr>
+                <w:rFonts w:ascii="Malgun Gothic" w:hAnsi="Malgun Gothic" w:eastAsia="Malgun Gothic"/>
+                <w:b/>
+                <w:color w:val="334155"/>
+                <w:sz w:val="20"/>
+              </w:rPr>
+              <w:t>②게시·팝업</w:t>
+            </w:r>
+            <w:r>
+              <w:rPr>
+                <w:rFonts w:ascii="Malgun Gothic" w:hAnsi="Malgun Gothic" w:eastAsia="Malgun Gothic"/>
+                <w:b w:val="0"/>
+                <w:color w:val="334155"/>
+                <w:sz w:val="20"/>
+              </w:rPr>
+              <w:t xml:space="preserve"> 탭으로 넘겨 우리 대리점 학생 앱에 </w:t>
+            </w:r>
+            <w:r>
+              <w:rPr>
+                <w:rFonts w:ascii="Malgun Gothic" w:hAnsi="Malgun Gothic" w:eastAsia="Malgun Gothic"/>
+                <w:b/>
+                <w:color w:val="334155"/>
+                <w:sz w:val="20"/>
+              </w:rPr>
+              <w:t>팝업</w:t>
+            </w:r>
+            <w:r>
+              <w:rPr>
+                <w:rFonts w:ascii="Malgun Gothic" w:hAnsi="Malgun Gothic" w:eastAsia="Malgun Gothic"/>
+                <w:b w:val="0"/>
+                <w:color w:val="334155"/>
+                <w:sz w:val="20"/>
+              </w:rPr>
+              <w:t>으로 띄울 수 있어요.</w:t>
+            </w:r>
+          </w:p>
+        </w:tc>
+      </w:tr>
+    </w:tbl>
+    <w:p>
+      <w:pPr>
+        <w:spacing w:after="40"/>
+      </w:pPr>
+    </w:p>
+    <w:p>
+      <w:pPr>
+        <w:spacing w:after="40" w:before="0"/>
+      </w:pPr>
+      <w:r>
+        <w:rPr>
+          <w:rFonts w:ascii="Malgun Gothic" w:hAnsi="Malgun Gothic" w:eastAsia="Malgun Gothic"/>
+          <w:b/>
+          <w:color w:val="E11D48"/>
+          <w:sz w:val="22"/>
+        </w:rPr>
+        <w:t>사용 방법</w:t>
+      </w:r>
+    </w:p>
+    <w:p>
+      <w:pPr>
+        <w:spacing w:after="40"/>
+        <w:ind w:left="288"/>
+      </w:pPr>
+      <w:r>
+        <w:rPr>
+          <w:rFonts w:ascii="Malgun Gothic" w:hAnsi="Malgun Gothic" w:eastAsia="Malgun Gothic"/>
+          <w:b/>
+          <w:color w:val="F59E0B"/>
+          <w:sz w:val="21"/>
+        </w:rPr>
+        <w:t xml:space="preserve">1. </w:t>
+      </w:r>
+      <w:r>
+        <w:rPr>
+          <w:rFonts w:ascii="Malgun Gothic" w:hAnsi="Malgun Gothic" w:eastAsia="Malgun Gothic"/>
+          <w:b w:val="0"/>
+          <w:color w:val="334155"/>
+          <w:sz w:val="21"/>
+        </w:rPr>
+        <w:t xml:space="preserve">관리자 메뉴 </w:t>
+      </w:r>
+      <w:r>
+        <w:rPr>
+          <w:rFonts w:ascii="Malgun Gothic" w:hAnsi="Malgun Gothic" w:eastAsia="Malgun Gothic"/>
+          <w:b/>
+          <w:color w:val="E11D48"/>
+          <w:sz w:val="21"/>
+        </w:rPr>
+        <w:t>알림 센터 → 📢 공지 스튜디오</w:t>
+      </w:r>
+      <w:r>
+        <w:rPr>
+          <w:rFonts w:ascii="Malgun Gothic" w:hAnsi="Malgun Gothic" w:eastAsia="Malgun Gothic"/>
+          <w:b w:val="0"/>
+          <w:color w:val="334155"/>
+          <w:sz w:val="21"/>
+        </w:rPr>
+        <w:t>로 들어가요.</w:t>
+      </w:r>
+    </w:p>
+    <w:p>
+      <w:pPr>
+        <w:spacing w:after="40"/>
+        <w:ind w:left="288"/>
+      </w:pPr>
+      <w:r>
+        <w:rPr>
+          <w:rFonts w:ascii="Malgun Gothic" w:hAnsi="Malgun Gothic" w:eastAsia="Malgun Gothic"/>
+          <w:b/>
+          <w:color w:val="F59E0B"/>
+          <w:sz w:val="21"/>
+        </w:rPr>
+        <w:t xml:space="preserve">2. </w:t>
+      </w:r>
+      <w:r>
+        <w:rPr>
+          <w:rFonts w:ascii="Malgun Gothic" w:hAnsi="Malgun Gothic" w:eastAsia="Malgun Gothic"/>
+          <w:b/>
+          <w:color w:val="E11D48"/>
+          <w:sz w:val="21"/>
+        </w:rPr>
+        <w:t>①만들기</w:t>
+      </w:r>
+      <w:r>
+        <w:rPr>
+          <w:rFonts w:ascii="Malgun Gothic" w:hAnsi="Malgun Gothic" w:eastAsia="Malgun Gothic"/>
+          <w:b w:val="0"/>
+          <w:color w:val="334155"/>
+          <w:sz w:val="21"/>
+        </w:rPr>
+        <w:t xml:space="preserve"> 탭에서 문구·이미지·동영상으로 포스터를 꾸며요. (크기 조절·서버 저장·재사용 가능)</w:t>
+      </w:r>
+    </w:p>
+    <w:p>
+      <w:pPr>
+        <w:spacing w:after="40"/>
+        <w:ind w:left="288"/>
+      </w:pPr>
+      <w:r>
+        <w:rPr>
+          <w:rFonts w:ascii="Malgun Gothic" w:hAnsi="Malgun Gothic" w:eastAsia="Malgun Gothic"/>
+          <w:b/>
+          <w:color w:val="F59E0B"/>
+          <w:sz w:val="21"/>
+        </w:rPr>
+        <w:t xml:space="preserve">3. </w:t>
+      </w:r>
+      <w:r>
+        <w:rPr>
+          <w:rFonts w:ascii="Malgun Gothic" w:hAnsi="Malgun Gothic" w:eastAsia="Malgun Gothic"/>
+          <w:b w:val="0"/>
+          <w:color w:val="334155"/>
+          <w:sz w:val="21"/>
+        </w:rPr>
+        <w:t xml:space="preserve">완성한 포스터의 </w:t>
+      </w:r>
+      <w:r>
+        <w:rPr>
+          <w:rFonts w:ascii="Malgun Gothic" w:hAnsi="Malgun Gothic" w:eastAsia="Malgun Gothic"/>
+          <w:b/>
+          <w:color w:val="E11D48"/>
+          <w:sz w:val="21"/>
+        </w:rPr>
+        <w:t>‘📢 팝업으로 게시’</w:t>
+      </w:r>
+      <w:r>
+        <w:rPr>
+          <w:rFonts w:ascii="Malgun Gothic" w:hAnsi="Malgun Gothic" w:eastAsia="Malgun Gothic"/>
+          <w:b w:val="0"/>
+          <w:color w:val="334155"/>
+          <w:sz w:val="21"/>
+        </w:rPr>
+        <w:t xml:space="preserve"> 를 누르면 </w:t>
+      </w:r>
+      <w:r>
+        <w:rPr>
+          <w:rFonts w:ascii="Malgun Gothic" w:hAnsi="Malgun Gothic" w:eastAsia="Malgun Gothic"/>
+          <w:b/>
+          <w:color w:val="E11D48"/>
+          <w:sz w:val="21"/>
+        </w:rPr>
+        <w:t>②게시·팝업</w:t>
+      </w:r>
+      <w:r>
+        <w:rPr>
+          <w:rFonts w:ascii="Malgun Gothic" w:hAnsi="Malgun Gothic" w:eastAsia="Malgun Gothic"/>
+          <w:b w:val="0"/>
+          <w:color w:val="334155"/>
+          <w:sz w:val="21"/>
+        </w:rPr>
+        <w:t xml:space="preserve"> 탭으로 자동 전환돼요.</w:t>
+      </w:r>
+    </w:p>
+    <w:p>
+      <w:pPr>
+        <w:spacing w:after="40"/>
+        <w:ind w:left="288"/>
+      </w:pPr>
+      <w:r>
+        <w:rPr>
+          <w:rFonts w:ascii="Malgun Gothic" w:hAnsi="Malgun Gothic" w:eastAsia="Malgun Gothic"/>
+          <w:b/>
+          <w:color w:val="F59E0B"/>
+          <w:sz w:val="21"/>
+        </w:rPr>
+        <w:t xml:space="preserve">4. </w:t>
+      </w:r>
+      <w:r>
+        <w:rPr>
+          <w:rFonts w:ascii="Malgun Gothic" w:hAnsi="Malgun Gothic" w:eastAsia="Malgun Gothic"/>
+          <w:b w:val="0"/>
+          <w:color w:val="334155"/>
+          <w:sz w:val="21"/>
+        </w:rPr>
+        <w:t xml:space="preserve">게시 탭에서 </w:t>
+      </w:r>
+      <w:r>
+        <w:rPr>
+          <w:rFonts w:ascii="Malgun Gothic" w:hAnsi="Malgun Gothic" w:eastAsia="Malgun Gothic"/>
+          <w:b/>
+          <w:color w:val="E11D48"/>
+          <w:sz w:val="21"/>
+        </w:rPr>
+        <w:t>노출 기간·중단</w:t>
+      </w:r>
+      <w:r>
+        <w:rPr>
+          <w:rFonts w:ascii="Malgun Gothic" w:hAnsi="Malgun Gothic" w:eastAsia="Malgun Gothic"/>
+          <w:b w:val="0"/>
+          <w:color w:val="334155"/>
+          <w:sz w:val="21"/>
+        </w:rPr>
+        <w:t>을 설정해 학생 앱 팝업으로 발행해요.</w:t>
+      </w:r>
+    </w:p>
+    <w:p>
+      <w:pPr>
+        <w:spacing w:after="40" w:before="80"/>
+      </w:pPr>
+      <w:r>
+        <w:rPr>
+          <w:rFonts w:ascii="Malgun Gothic" w:hAnsi="Malgun Gothic" w:eastAsia="Malgun Gothic"/>
+          <w:b/>
+          <w:color w:val="E11D48"/>
+          <w:sz w:val="21"/>
+        </w:rPr>
+        <w:t>✅ 핵심 포인트</w:t>
+      </w:r>
+    </w:p>
+    <w:p>
+      <w:pPr>
+        <w:spacing w:after="20"/>
+        <w:ind w:left="288"/>
+      </w:pPr>
+      <w:r>
+        <w:rPr>
+          <w:rFonts w:ascii="Malgun Gothic" w:hAnsi="Malgun Gothic"/>
+          <w:color w:val="E11D48"/>
+        </w:rPr>
+        <w:t xml:space="preserve">• </w:t>
+      </w:r>
+      <w:r>
+        <w:rPr>
+          <w:rFonts w:ascii="Malgun Gothic" w:hAnsi="Malgun Gothic" w:eastAsia="Malgun Gothic"/>
+          <w:b w:val="0"/>
+          <w:color w:val="334155"/>
+          <w:sz w:val="20"/>
+        </w:rPr>
+        <w:t xml:space="preserve">포스터 제작과 팝업 발행이 </w:t>
+      </w:r>
+      <w:r>
+        <w:rPr>
+          <w:rFonts w:ascii="Malgun Gothic" w:hAnsi="Malgun Gothic" w:eastAsia="Malgun Gothic"/>
+          <w:b/>
+          <w:color w:val="E11D48"/>
+          <w:sz w:val="20"/>
+        </w:rPr>
+        <w:t>한 화면 2탭</w:t>
+      </w:r>
+      <w:r>
+        <w:rPr>
+          <w:rFonts w:ascii="Malgun Gothic" w:hAnsi="Malgun Gothic" w:eastAsia="Malgun Gothic"/>
+          <w:b w:val="0"/>
+          <w:color w:val="334155"/>
+          <w:sz w:val="20"/>
+        </w:rPr>
+        <w:t>으로 이어져 헷갈리지 않아요.</w:t>
+      </w:r>
+    </w:p>
+    <w:p>
+      <w:pPr>
+        <w:spacing w:after="20"/>
+        <w:ind w:left="288"/>
+      </w:pPr>
+      <w:r>
+        <w:rPr>
+          <w:rFonts w:ascii="Malgun Gothic" w:hAnsi="Malgun Gothic"/>
+          <w:color w:val="E11D48"/>
+        </w:rPr>
+        <w:t xml:space="preserve">• </w:t>
+      </w:r>
+      <w:r>
+        <w:rPr>
+          <w:rFonts w:ascii="Malgun Gothic" w:hAnsi="Malgun Gothic" w:eastAsia="Malgun Gothic"/>
+          <w:b w:val="0"/>
+          <w:color w:val="334155"/>
+          <w:sz w:val="20"/>
+        </w:rPr>
+        <w:t xml:space="preserve">만든 포스터는 </w:t>
+      </w:r>
+      <w:r>
+        <w:rPr>
+          <w:rFonts w:ascii="Malgun Gothic" w:hAnsi="Malgun Gothic" w:eastAsia="Malgun Gothic"/>
+          <w:b/>
+          <w:color w:val="E11D48"/>
+          <w:sz w:val="20"/>
+        </w:rPr>
+        <w:t>저장해두고 재사용</w:t>
+      </w:r>
+      <w:r>
+        <w:rPr>
+          <w:rFonts w:ascii="Malgun Gothic" w:hAnsi="Malgun Gothic" w:eastAsia="Malgun Gothic"/>
+          <w:b w:val="0"/>
+          <w:color w:val="334155"/>
+          <w:sz w:val="20"/>
+        </w:rPr>
+        <w:t>할 수 있어요.</w:t>
+      </w:r>
+    </w:p>
+    <w:p>
+      <w:pPr>
+        <w:spacing w:after="20"/>
+        <w:ind w:left="288"/>
+      </w:pPr>
+      <w:r>
+        <w:rPr>
+          <w:rFonts w:ascii="Malgun Gothic" w:hAnsi="Malgun Gothic"/>
+          <w:color w:val="E11D48"/>
+        </w:rPr>
+        <w:t xml:space="preserve">• </w:t>
+      </w:r>
+      <w:r>
+        <w:rPr>
+          <w:rFonts w:ascii="Malgun Gothic" w:hAnsi="Malgun Gothic" w:eastAsia="Malgun Gothic"/>
+          <w:b w:val="0"/>
+          <w:color w:val="334155"/>
+          <w:sz w:val="20"/>
+        </w:rPr>
+        <w:t xml:space="preserve">AI 비서·사이드바 검색 어느 경로로 들어와도 </w:t>
+      </w:r>
+      <w:r>
+        <w:rPr>
+          <w:rFonts w:ascii="Malgun Gothic" w:hAnsi="Malgun Gothic" w:eastAsia="Malgun Gothic"/>
+          <w:b/>
+          <w:color w:val="E11D48"/>
+          <w:sz w:val="20"/>
+        </w:rPr>
+        <w:t>올바른 탭이 열려요</w:t>
+      </w:r>
+      <w:r>
+        <w:rPr>
+          <w:rFonts w:ascii="Malgun Gothic" w:hAnsi="Malgun Gothic" w:eastAsia="Malgun Gothic"/>
+          <w:b w:val="0"/>
+          <w:color w:val="334155"/>
+          <w:sz w:val="20"/>
+        </w:rPr>
+        <w:t>.</w:t>
+      </w:r>
+    </w:p>
+    <w:tbl>
+      <w:tblPr>
+        <w:tblW w:type="auto" w:w="0"/>
+        <w:jc w:val="center"/>
+        <w:tblLook w:firstColumn="1" w:firstRow="1" w:lastColumn="0" w:lastRow="0" w:noHBand="0" w:noVBand="1" w:val="04A0"/>
+        <w:tblBorders>
+          <w:top w:val="none"/>
+          <w:left w:val="none"/>
+          <w:bottom w:val="none"/>
+          <w:right w:val="none"/>
+          <w:insideH w:val="none"/>
+          <w:insideV w:val="none"/>
+        </w:tblBorders>
+      </w:tblPr>
+      <w:tblGrid>
+        <w:gridCol w:w="9936"/>
+      </w:tblGrid>
+      <w:tr>
+        <w:tc>
+          <w:tcPr>
+            <w:tcW w:type="dxa" w:w="9216"/>
+            <w:shd w:val="clear" w:fill="FFFBEB"/>
+          </w:tcPr>
+          <w:p>
+            <w:pPr>
+              <w:spacing w:after="40" w:before="40"/>
+            </w:pPr>
+            <w:r>
+              <w:rPr>
+                <w:rFonts w:ascii="Malgun Gothic" w:hAnsi="Malgun Gothic" w:eastAsia="Malgun Gothic"/>
+                <w:b/>
+                <w:color w:val="B45309"/>
+                <w:sz w:val="21"/>
+              </w:rPr>
+              <w:t xml:space="preserve">⚠️ 알아두기 </w:t>
+            </w:r>
+            <w:r>
+              <w:rPr>
+                <w:rFonts w:ascii="Malgun Gothic" w:hAnsi="Malgun Gothic" w:eastAsia="Malgun Gothic"/>
+                <w:b w:val="0"/>
+                <w:color w:val="92670A"/>
+                <w:sz w:val="20"/>
+              </w:rPr>
+              <w:t>기존 포스터·팝업 데이터는 그대로 유지돼요(통합만 됐고 삭제되지 않았어요).</w:t>
+            </w:r>
+          </w:p>
+        </w:tc>
+      </w:tr>
+    </w:tbl>
+    <w:p>
+      <w:pPr>
+        <w:spacing w:after="40"/>
+      </w:pPr>
+    </w:p>
+    <w:tbl>
+      <w:tblPr>
+        <w:tblW w:type="auto" w:w="0"/>
+        <w:jc w:val="center"/>
+        <w:tblLook w:firstColumn="1" w:firstRow="1" w:lastColumn="0" w:lastRow="0" w:noHBand="0" w:noVBand="1" w:val="04A0"/>
+        <w:tblBorders>
+          <w:top w:val="none"/>
+          <w:left w:val="none"/>
+          <w:bottom w:val="none"/>
+          <w:right w:val="none"/>
+          <w:insideH w:val="none"/>
+          <w:insideV w:val="none"/>
+        </w:tblBorders>
+      </w:tblPr>
+      <w:tblGrid>
+        <w:gridCol w:w="9936"/>
+      </w:tblGrid>
+      <w:tr>
+        <w:tc>
+          <w:tcPr>
+            <w:tcW w:type="dxa" w:w="9216"/>
+            <w:shd w:val="clear" w:fill="FFF7E6"/>
+          </w:tcPr>
+          <w:p>
+            <w:pPr>
+              <w:spacing w:after="40" w:before="40"/>
+            </w:pPr>
+            <w:r>
+              <w:rPr>
+                <w:rFonts w:ascii="Malgun Gothic" w:hAnsi="Malgun Gothic" w:eastAsia="Malgun Gothic"/>
+                <w:b/>
+                <w:color w:val="E8630A"/>
+                <w:sz w:val="21"/>
+              </w:rPr>
+              <w:t xml:space="preserve">💡 꿀팁 </w:t>
+            </w:r>
+            <w:r>
+              <w:rPr>
+                <w:rFonts w:ascii="Malgun Gothic" w:hAnsi="Malgun Gothic" w:eastAsia="Malgun Gothic"/>
+                <w:b w:val="0"/>
+                <w:color w:val="5B4A2A"/>
+                <w:sz w:val="20"/>
+              </w:rPr>
+              <w:t>이벤트 홍보는 ‘만들기 → 바로 팝업 게시’ 흐름 한 번이면 끝나요.</w:t>
+            </w:r>
+          </w:p>
+        </w:tc>
+      </w:tr>
+    </w:tbl>
+    <w:p>
+      <w:pPr>
+        <w:spacing w:after="40"/>
+      </w:pPr>
+    </w:p>
+    <w:p>
+      <w:pPr>
+        <w:spacing w:before="80" w:after="160"/>
+        <w:jc w:val="center"/>
+      </w:pPr>
+      <w:r>
+        <w:drawing>
+          <wp:inline xmlns:a="http://schemas.openxmlformats.org/drawingml/2006/main" xmlns:pic="http://schemas.openxmlformats.org/drawingml/2006/picture">
+            <wp:extent cx="5669280" cy="3543300"/>
+            <wp:docPr id="19" name="Picture 19"/>
+            <wp:cNvGraphicFramePr>
+              <a:graphicFrameLocks noChangeAspect="1"/>
+            </wp:cNvGraphicFramePr>
+            <a:graphic>
+              <a:graphicData uri="http://schemas.openxmlformats.org/drawingml/2006/picture">
+                <pic:pic>
+                  <pic:nvPicPr>
+                    <pic:cNvPr id="0" name="admin_noticestudio.jpg"/>
+                    <pic:cNvPicPr/>
+                  </pic:nvPicPr>
+                  <pic:blipFill>
+                    <a:blip r:embed="rId22"/>
+                    <a:stretch>
+                      <a:fillRect/>
+                    </a:stretch>
+                  </pic:blipFill>
+                  <pic:spPr>
+                    <a:xfrm>
+                      <a:off x="0" y="0"/>
+                      <a:ext cx="5669280" cy="3543300"/>
+                    </a:xfrm>
+                    <a:prstGeom prst="rect"/>
+                  </pic:spPr>
+                </pic:pic>
+              </a:graphicData>
+            </a:graphic>
+          </wp:inline>
+        </w:drawing>
+      </w:r>
+    </w:p>
+    <w:p>
+      <w:pPr>
+        <w:spacing w:before="240" w:after="40"/>
+      </w:pPr>
+      <w:r>
+        <w:rPr>
+          <w:rFonts w:ascii="Malgun Gothic" w:hAnsi="Malgun Gothic" w:eastAsia="Malgun Gothic"/>
+          <w:b/>
+          <w:color w:val="E11D48"/>
+          <w:sz w:val="28"/>
+        </w:rPr>
+        <w:t>18.  🤖 AI 운영비서에게 시키기</w:t>
+      </w:r>
+    </w:p>
+    <w:p>
+      <w:pPr>
+        <w:spacing w:after="120" w:before="0"/>
+      </w:pPr>
+      <w:r>
+        <w:rPr>
+          <w:rFonts w:ascii="Malgun Gothic" w:hAnsi="Malgun Gothic" w:eastAsia="Malgun Gothic"/>
+          <w:b w:val="0"/>
+          <w:color w:val="64748B"/>
+          <w:sz w:val="21"/>
+        </w:rPr>
+        <w:t>“○○ 화면으로 가게 해줘” 한마디로 이동</w:t>
+      </w:r>
+    </w:p>
+    <w:tbl>
+      <w:tblPr>
+        <w:tblW w:type="auto" w:w="0"/>
+        <w:jc w:val="center"/>
+        <w:tblLook w:firstColumn="1" w:firstRow="1" w:lastColumn="0" w:lastRow="0" w:noHBand="0" w:noVBand="1" w:val="04A0"/>
+        <w:tblBorders>
+          <w:top w:val="none"/>
+          <w:left w:val="none"/>
+          <w:bottom w:val="none"/>
+          <w:right w:val="none"/>
+          <w:insideH w:val="none"/>
+          <w:insideV w:val="none"/>
+        </w:tblBorders>
+      </w:tblPr>
+      <w:tblGrid>
+        <w:gridCol w:w="9936"/>
+      </w:tblGrid>
+      <w:tr>
+        <w:tc>
+          <w:tcPr>
+            <w:tcW w:type="dxa" w:w="9216"/>
+            <w:shd w:val="clear" w:fill="FFF1F2"/>
+          </w:tcPr>
+          <w:p>
+            <w:pPr>
+              <w:spacing w:after="40" w:before="40"/>
+            </w:pPr>
+            <w:r>
+              <w:rPr>
+                <w:rFonts w:ascii="Malgun Gothic" w:hAnsi="Malgun Gothic" w:eastAsia="Malgun Gothic"/>
+                <w:b/>
+                <w:color w:val="E11D48"/>
+                <w:sz w:val="21"/>
+              </w:rPr>
+              <w:t xml:space="preserve">📖 </w:t>
+            </w:r>
+            <w:r>
+              <w:rPr>
+                <w:rFonts w:ascii="Malgun Gothic" w:hAnsi="Malgun Gothic" w:eastAsia="Malgun Gothic"/>
+                <w:b w:val="0"/>
+                <w:color w:val="334155"/>
+                <w:sz w:val="20"/>
+              </w:rPr>
+              <w:t xml:space="preserve">상단 </w:t>
+            </w:r>
+            <w:r>
+              <w:rPr>
+                <w:rFonts w:ascii="Malgun Gothic" w:hAnsi="Malgun Gothic" w:eastAsia="Malgun Gothic"/>
+                <w:b/>
+                <w:color w:val="334155"/>
+                <w:sz w:val="20"/>
+              </w:rPr>
+              <w:t>통합 검색창(또는 우하단 AI 운영비서)</w:t>
+            </w:r>
+            <w:r>
+              <w:rPr>
+                <w:rFonts w:ascii="Malgun Gothic" w:hAnsi="Malgun Gothic" w:eastAsia="Malgun Gothic"/>
+                <w:b w:val="0"/>
+                <w:color w:val="334155"/>
+                <w:sz w:val="20"/>
+              </w:rPr>
+              <w:t xml:space="preserve"> 에 하고 싶은 일을 자연스럽게 말하면, AI가 알아듣고 </w:t>
+            </w:r>
+            <w:r>
+              <w:rPr>
+                <w:rFonts w:ascii="Malgun Gothic" w:hAnsi="Malgun Gothic" w:eastAsia="Malgun Gothic"/>
+                <w:b/>
+                <w:color w:val="334155"/>
+                <w:sz w:val="20"/>
+              </w:rPr>
+              <w:t>바로 그 화면으로 이동</w:t>
+            </w:r>
+            <w:r>
+              <w:rPr>
+                <w:rFonts w:ascii="Malgun Gothic" w:hAnsi="Malgun Gothic" w:eastAsia="Malgun Gothic"/>
+                <w:b w:val="0"/>
+                <w:color w:val="334155"/>
+                <w:sz w:val="20"/>
+              </w:rPr>
+              <w:t xml:space="preserve">시켜줘요. 이제 </w:t>
+            </w:r>
+            <w:r>
+              <w:rPr>
+                <w:rFonts w:ascii="Malgun Gothic" w:hAnsi="Malgun Gothic" w:eastAsia="Malgun Gothic"/>
+                <w:b/>
+                <w:color w:val="334155"/>
+                <w:sz w:val="20"/>
+              </w:rPr>
+              <w:t>‘○○ 강사 스케줄로 가게 해줘’, ‘자동 스케줄링 열어줘’</w:t>
+            </w:r>
+            <w:r>
+              <w:rPr>
+                <w:rFonts w:ascii="Malgun Gothic" w:hAnsi="Malgun Gothic" w:eastAsia="Malgun Gothic"/>
+                <w:b w:val="0"/>
+                <w:color w:val="334155"/>
+                <w:sz w:val="20"/>
+              </w:rPr>
+              <w:t xml:space="preserve"> 같은 이동 명령을 정확히 따라요.</w:t>
+            </w:r>
+          </w:p>
+        </w:tc>
+      </w:tr>
+    </w:tbl>
+    <w:p>
+      <w:pPr>
+        <w:spacing w:after="40"/>
+      </w:pPr>
+    </w:p>
+    <w:p>
+      <w:pPr>
+        <w:spacing w:after="40" w:before="0"/>
+      </w:pPr>
+      <w:r>
+        <w:rPr>
+          <w:rFonts w:ascii="Malgun Gothic" w:hAnsi="Malgun Gothic" w:eastAsia="Malgun Gothic"/>
+          <w:b/>
+          <w:color w:val="E11D48"/>
+          <w:sz w:val="22"/>
+        </w:rPr>
+        <w:t>사용 방법</w:t>
+      </w:r>
+    </w:p>
+    <w:p>
+      <w:pPr>
+        <w:spacing w:after="40"/>
+        <w:ind w:left="288"/>
+      </w:pPr>
+      <w:r>
+        <w:rPr>
+          <w:rFonts w:ascii="Malgun Gothic" w:hAnsi="Malgun Gothic" w:eastAsia="Malgun Gothic"/>
+          <w:b/>
+          <w:color w:val="F59E0B"/>
+          <w:sz w:val="21"/>
+        </w:rPr>
+        <w:t xml:space="preserve">1. </w:t>
+      </w:r>
+      <w:r>
+        <w:rPr>
+          <w:rFonts w:ascii="Malgun Gothic" w:hAnsi="Malgun Gothic" w:eastAsia="Malgun Gothic"/>
+          <w:b w:val="0"/>
+          <w:color w:val="334155"/>
+          <w:sz w:val="21"/>
+        </w:rPr>
+        <w:t xml:space="preserve">상단 </w:t>
+      </w:r>
+      <w:r>
+        <w:rPr>
+          <w:rFonts w:ascii="Malgun Gothic" w:hAnsi="Malgun Gothic" w:eastAsia="Malgun Gothic"/>
+          <w:b/>
+          <w:color w:val="E11D48"/>
+          <w:sz w:val="21"/>
+        </w:rPr>
+        <w:t>검색창</w:t>
+      </w:r>
+      <w:r>
+        <w:rPr>
+          <w:rFonts w:ascii="Malgun Gothic" w:hAnsi="Malgun Gothic" w:eastAsia="Malgun Gothic"/>
+          <w:b w:val="0"/>
+          <w:color w:val="334155"/>
+          <w:sz w:val="21"/>
+        </w:rPr>
+        <w:t xml:space="preserve">에 명령을 입력하거나 🎤 </w:t>
+      </w:r>
+      <w:r>
+        <w:rPr>
+          <w:rFonts w:ascii="Malgun Gothic" w:hAnsi="Malgun Gothic" w:eastAsia="Malgun Gothic"/>
+          <w:b/>
+          <w:color w:val="E11D48"/>
+          <w:sz w:val="21"/>
+        </w:rPr>
+        <w:t>마이크</w:t>
+      </w:r>
+      <w:r>
+        <w:rPr>
+          <w:rFonts w:ascii="Malgun Gothic" w:hAnsi="Malgun Gothic" w:eastAsia="Malgun Gothic"/>
+          <w:b w:val="0"/>
+          <w:color w:val="334155"/>
+          <w:sz w:val="21"/>
+        </w:rPr>
+        <w:t>로 말해요.</w:t>
+      </w:r>
+    </w:p>
+    <w:p>
+      <w:pPr>
+        <w:spacing w:after="40"/>
+        <w:ind w:left="288"/>
+      </w:pPr>
+      <w:r>
+        <w:rPr>
+          <w:rFonts w:ascii="Malgun Gothic" w:hAnsi="Malgun Gothic" w:eastAsia="Malgun Gothic"/>
+          <w:b/>
+          <w:color w:val="F59E0B"/>
+          <w:sz w:val="21"/>
+        </w:rPr>
+        <w:t xml:space="preserve">2. </w:t>
+      </w:r>
+      <w:r>
+        <w:rPr>
+          <w:rFonts w:ascii="Malgun Gothic" w:hAnsi="Malgun Gothic" w:eastAsia="Malgun Gothic"/>
+          <w:b w:val="0"/>
+          <w:color w:val="334155"/>
+          <w:sz w:val="21"/>
+        </w:rPr>
+        <w:t xml:space="preserve">예: </w:t>
+      </w:r>
+      <w:r>
+        <w:rPr>
+          <w:rFonts w:ascii="Malgun Gothic" w:hAnsi="Malgun Gothic" w:eastAsia="Malgun Gothic"/>
+          <w:b/>
+          <w:color w:val="E11D48"/>
+          <w:sz w:val="21"/>
+        </w:rPr>
+        <w:t>“김민지 강사 스케줄로 가게 해줘”</w:t>
+      </w:r>
+      <w:r>
+        <w:rPr>
+          <w:rFonts w:ascii="Malgun Gothic" w:hAnsi="Malgun Gothic" w:eastAsia="Malgun Gothic"/>
+          <w:b w:val="0"/>
+          <w:color w:val="334155"/>
+          <w:sz w:val="21"/>
+        </w:rPr>
+        <w:t xml:space="preserve"> → 주간 스케줄에서 해당 강사를 자동으로 찾아 열어줘요.</w:t>
+      </w:r>
+    </w:p>
+    <w:p>
+      <w:pPr>
+        <w:spacing w:after="40"/>
+        <w:ind w:left="288"/>
+      </w:pPr>
+      <w:r>
+        <w:rPr>
+          <w:rFonts w:ascii="Malgun Gothic" w:hAnsi="Malgun Gothic" w:eastAsia="Malgun Gothic"/>
+          <w:b/>
+          <w:color w:val="F59E0B"/>
+          <w:sz w:val="21"/>
+        </w:rPr>
+        <w:t xml:space="preserve">3. </w:t>
+      </w:r>
+      <w:r>
+        <w:rPr>
+          <w:rFonts w:ascii="Malgun Gothic" w:hAnsi="Malgun Gothic" w:eastAsia="Malgun Gothic"/>
+          <w:b w:val="0"/>
+          <w:color w:val="334155"/>
+          <w:sz w:val="21"/>
+        </w:rPr>
+        <w:t xml:space="preserve">예: </w:t>
+      </w:r>
+      <w:r>
+        <w:rPr>
+          <w:rFonts w:ascii="Malgun Gothic" w:hAnsi="Malgun Gothic" w:eastAsia="Malgun Gothic"/>
+          <w:b/>
+          <w:color w:val="E11D48"/>
+          <w:sz w:val="21"/>
+        </w:rPr>
+        <w:t>“자동 스케줄링 열어줘”, “정산 화면으로”</w:t>
+      </w:r>
+      <w:r>
+        <w:rPr>
+          <w:rFonts w:ascii="Malgun Gothic" w:hAnsi="Malgun Gothic" w:eastAsia="Malgun Gothic"/>
+          <w:b w:val="0"/>
+          <w:color w:val="334155"/>
+          <w:sz w:val="21"/>
+        </w:rPr>
+        <w:t xml:space="preserve"> 처럼 메뉴 이동을 시켜요.</w:t>
+      </w:r>
+    </w:p>
+    <w:p>
+      <w:pPr>
+        <w:spacing w:after="40"/>
+        <w:ind w:left="288"/>
+      </w:pPr>
+      <w:r>
+        <w:rPr>
+          <w:rFonts w:ascii="Malgun Gothic" w:hAnsi="Malgun Gothic" w:eastAsia="Malgun Gothic"/>
+          <w:b/>
+          <w:color w:val="F59E0B"/>
+          <w:sz w:val="21"/>
+        </w:rPr>
+        <w:t xml:space="preserve">4. </w:t>
+      </w:r>
+      <w:r>
+        <w:rPr>
+          <w:rFonts w:ascii="Malgun Gothic" w:hAnsi="Malgun Gothic" w:eastAsia="Malgun Gothic"/>
+          <w:b w:val="0"/>
+          <w:color w:val="334155"/>
+          <w:sz w:val="21"/>
+        </w:rPr>
+        <w:t xml:space="preserve">AI 응답 카드의 </w:t>
+      </w:r>
+      <w:r>
+        <w:rPr>
+          <w:rFonts w:ascii="Malgun Gothic" w:hAnsi="Malgun Gothic" w:eastAsia="Malgun Gothic"/>
+          <w:b/>
+          <w:color w:val="E11D48"/>
+          <w:sz w:val="21"/>
+        </w:rPr>
+        <w:t>‘지금 이동 →’</w:t>
+      </w:r>
+      <w:r>
+        <w:rPr>
+          <w:rFonts w:ascii="Malgun Gothic" w:hAnsi="Malgun Gothic" w:eastAsia="Malgun Gothic"/>
+          <w:b w:val="0"/>
+          <w:color w:val="334155"/>
+          <w:sz w:val="21"/>
+        </w:rPr>
+        <w:t xml:space="preserve"> 을 누르면 해당 화면으로 넘어가요.</w:t>
+      </w:r>
+    </w:p>
+    <w:p>
+      <w:pPr>
+        <w:spacing w:after="40" w:before="80"/>
+      </w:pPr>
+      <w:r>
+        <w:rPr>
+          <w:rFonts w:ascii="Malgun Gothic" w:hAnsi="Malgun Gothic" w:eastAsia="Malgun Gothic"/>
+          <w:b/>
+          <w:color w:val="E11D48"/>
+          <w:sz w:val="21"/>
+        </w:rPr>
+        <w:t>✅ 핵심 포인트</w:t>
+      </w:r>
+    </w:p>
+    <w:p>
+      <w:pPr>
+        <w:spacing w:after="20"/>
+        <w:ind w:left="288"/>
+      </w:pPr>
+      <w:r>
+        <w:rPr>
+          <w:rFonts w:ascii="Malgun Gothic" w:hAnsi="Malgun Gothic"/>
+          <w:color w:val="E11D48"/>
+        </w:rPr>
+        <w:t xml:space="preserve">• </w:t>
+      </w:r>
+      <w:r>
+        <w:rPr>
+          <w:rFonts w:ascii="Malgun Gothic" w:hAnsi="Malgun Gothic" w:eastAsia="Malgun Gothic"/>
+          <w:b w:val="0"/>
+          <w:color w:val="334155"/>
+          <w:sz w:val="20"/>
+        </w:rPr>
+        <w:t xml:space="preserve">이동 명령은 </w:t>
+      </w:r>
+      <w:r>
+        <w:rPr>
+          <w:rFonts w:ascii="Malgun Gothic" w:hAnsi="Malgun Gothic" w:eastAsia="Malgun Gothic"/>
+          <w:b/>
+          <w:color w:val="E11D48"/>
+          <w:sz w:val="20"/>
+        </w:rPr>
+        <w:t>확실히 이동</w:t>
+      </w:r>
+      <w:r>
+        <w:rPr>
+          <w:rFonts w:ascii="Malgun Gothic" w:hAnsi="Malgun Gothic" w:eastAsia="Malgun Gothic"/>
+          <w:b w:val="0"/>
+          <w:color w:val="334155"/>
+          <w:sz w:val="20"/>
+        </w:rPr>
+        <w:t>하고, 설명만 하고 마는 일이 줄었어요.</w:t>
+      </w:r>
+    </w:p>
+    <w:p>
+      <w:pPr>
+        <w:spacing w:after="20"/>
+        <w:ind w:left="288"/>
+      </w:pPr>
+      <w:r>
+        <w:rPr>
+          <w:rFonts w:ascii="Malgun Gothic" w:hAnsi="Malgun Gothic"/>
+          <w:color w:val="E11D48"/>
+        </w:rPr>
+        <w:t xml:space="preserve">• </w:t>
+      </w:r>
+      <w:r>
+        <w:rPr>
+          <w:rFonts w:ascii="Malgun Gothic" w:hAnsi="Malgun Gothic" w:eastAsia="Malgun Gothic"/>
+          <w:b w:val="0"/>
+          <w:color w:val="334155"/>
+          <w:sz w:val="20"/>
+        </w:rPr>
+        <w:t xml:space="preserve">강사 이름으로 스케줄을 검색하면 </w:t>
+      </w:r>
+      <w:r>
+        <w:rPr>
+          <w:rFonts w:ascii="Malgun Gothic" w:hAnsi="Malgun Gothic" w:eastAsia="Malgun Gothic"/>
+          <w:b/>
+          <w:color w:val="E11D48"/>
+          <w:sz w:val="20"/>
+        </w:rPr>
+        <w:t>검색창 자동 채움 + 필터 + 스크롤</w:t>
+      </w:r>
+      <w:r>
+        <w:rPr>
+          <w:rFonts w:ascii="Malgun Gothic" w:hAnsi="Malgun Gothic" w:eastAsia="Malgun Gothic"/>
+          <w:b w:val="0"/>
+          <w:color w:val="334155"/>
+          <w:sz w:val="20"/>
+        </w:rPr>
+        <w:t>까지 돼요.</w:t>
+      </w:r>
+    </w:p>
+    <w:p>
+      <w:pPr>
+        <w:spacing w:after="20"/>
+        <w:ind w:left="288"/>
+      </w:pPr>
+      <w:r>
+        <w:rPr>
+          <w:rFonts w:ascii="Malgun Gothic" w:hAnsi="Malgun Gothic"/>
+          <w:color w:val="E11D48"/>
+        </w:rPr>
+        <w:t xml:space="preserve">• </w:t>
+      </w:r>
+      <w:r>
+        <w:rPr>
+          <w:rFonts w:ascii="Malgun Gothic" w:hAnsi="Malgun Gothic" w:eastAsia="Malgun Gothic"/>
+          <w:b w:val="0"/>
+          <w:color w:val="334155"/>
+          <w:sz w:val="20"/>
+        </w:rPr>
+        <w:t xml:space="preserve">데이터 조회·통계 질문에는 </w:t>
+      </w:r>
+      <w:r>
+        <w:rPr>
+          <w:rFonts w:ascii="Malgun Gothic" w:hAnsi="Malgun Gothic" w:eastAsia="Malgun Gothic"/>
+          <w:b/>
+          <w:color w:val="E11D48"/>
+          <w:sz w:val="20"/>
+        </w:rPr>
+        <w:t>카드형 답변</w:t>
+      </w:r>
+      <w:r>
+        <w:rPr>
+          <w:rFonts w:ascii="Malgun Gothic" w:hAnsi="Malgun Gothic" w:eastAsia="Malgun Gothic"/>
+          <w:b w:val="0"/>
+          <w:color w:val="334155"/>
+          <w:sz w:val="20"/>
+        </w:rPr>
+        <w:t>으로도 도와줘요.</w:t>
+      </w:r>
+    </w:p>
+    <w:tbl>
+      <w:tblPr>
+        <w:tblW w:type="auto" w:w="0"/>
+        <w:jc w:val="center"/>
+        <w:tblLook w:firstColumn="1" w:firstRow="1" w:lastColumn="0" w:lastRow="0" w:noHBand="0" w:noVBand="1" w:val="04A0"/>
+        <w:tblBorders>
+          <w:top w:val="none"/>
+          <w:left w:val="none"/>
+          <w:bottom w:val="none"/>
+          <w:right w:val="none"/>
+          <w:insideH w:val="none"/>
+          <w:insideV w:val="none"/>
+        </w:tblBorders>
+      </w:tblPr>
+      <w:tblGrid>
+        <w:gridCol w:w="9936"/>
+      </w:tblGrid>
+      <w:tr>
+        <w:tc>
+          <w:tcPr>
+            <w:tcW w:type="dxa" w:w="9216"/>
+            <w:shd w:val="clear" w:fill="FFFBEB"/>
+          </w:tcPr>
+          <w:p>
+            <w:pPr>
+              <w:spacing w:after="40" w:before="40"/>
+            </w:pPr>
+            <w:r>
+              <w:rPr>
+                <w:rFonts w:ascii="Malgun Gothic" w:hAnsi="Malgun Gothic" w:eastAsia="Malgun Gothic"/>
+                <w:b/>
+                <w:color w:val="B45309"/>
+                <w:sz w:val="21"/>
+              </w:rPr>
+              <w:t xml:space="preserve">⚠️ 알아두기 </w:t>
+            </w:r>
+            <w:r>
+              <w:rPr>
+                <w:rFonts w:ascii="Malgun Gothic" w:hAnsi="Malgun Gothic" w:eastAsia="Malgun Gothic"/>
+                <w:b w:val="0"/>
+                <w:color w:val="92670A"/>
+                <w:sz w:val="20"/>
+              </w:rPr>
+              <w:t>‘등록·발송·변경’처럼 실제로 무언가를 바꾸는 명령은 한 번 더 확인해요(안전장치).</w:t>
+            </w:r>
+          </w:p>
+        </w:tc>
+      </w:tr>
+    </w:tbl>
+    <w:p>
+      <w:pPr>
+        <w:spacing w:after="40"/>
+      </w:pPr>
+    </w:p>
+    <w:tbl>
+      <w:tblPr>
+        <w:tblW w:type="auto" w:w="0"/>
+        <w:jc w:val="center"/>
+        <w:tblLook w:firstColumn="1" w:firstRow="1" w:lastColumn="0" w:lastRow="0" w:noHBand="0" w:noVBand="1" w:val="04A0"/>
+        <w:tblBorders>
+          <w:top w:val="none"/>
+          <w:left w:val="none"/>
+          <w:bottom w:val="none"/>
+          <w:right w:val="none"/>
+          <w:insideH w:val="none"/>
+          <w:insideV w:val="none"/>
+        </w:tblBorders>
+      </w:tblPr>
+      <w:tblGrid>
+        <w:gridCol w:w="9936"/>
+      </w:tblGrid>
+      <w:tr>
+        <w:tc>
+          <w:tcPr>
+            <w:tcW w:type="dxa" w:w="9216"/>
+            <w:shd w:val="clear" w:fill="FFF7E6"/>
+          </w:tcPr>
+          <w:p>
+            <w:pPr>
+              <w:spacing w:after="40" w:before="40"/>
+            </w:pPr>
+            <w:r>
+              <w:rPr>
+                <w:rFonts w:ascii="Malgun Gothic" w:hAnsi="Malgun Gothic" w:eastAsia="Malgun Gothic"/>
+                <w:b/>
+                <w:color w:val="E8630A"/>
+                <w:sz w:val="21"/>
+              </w:rPr>
+              <w:t xml:space="preserve">💡 꿀팁 </w:t>
+            </w:r>
+            <w:r>
+              <w:rPr>
+                <w:rFonts w:ascii="Malgun Gothic" w:hAnsi="Malgun Gothic" w:eastAsia="Malgun Gothic"/>
+                <w:b w:val="0"/>
+                <w:color w:val="5B4A2A"/>
+                <w:sz w:val="20"/>
+              </w:rPr>
+              <w:t>메뉴 이름이 기억나지 않을 땐 하고 싶은 일을 그대로 말해보세요 — 알아서 찾아가요.</w:t>
+            </w:r>
+          </w:p>
+        </w:tc>
+      </w:tr>
+    </w:tbl>
+    <w:p>
+      <w:pPr>
+        <w:spacing w:after="40"/>
+      </w:pPr>
+    </w:p>
+    <w:p>
+      <w:pPr>
+        <w:spacing w:before="80" w:after="160"/>
+        <w:jc w:val="center"/>
+      </w:pPr>
+      <w:r>
+        <w:drawing>
+          <wp:inline xmlns:a="http://schemas.openxmlformats.org/drawingml/2006/main" xmlns:pic="http://schemas.openxmlformats.org/drawingml/2006/picture">
+            <wp:extent cx="5669280" cy="3543300"/>
+            <wp:docPr id="20" name="Picture 20"/>
+            <wp:cNvGraphicFramePr>
+              <a:graphicFrameLocks noChangeAspect="1"/>
+            </wp:cNvGraphicFramePr>
+            <a:graphic>
+              <a:graphicData uri="http://schemas.openxmlformats.org/drawingml/2006/picture">
+                <pic:pic>
+                  <pic:nvPicPr>
+                    <pic:cNvPr id="0" name="admin_aicommand.jpg"/>
+                    <pic:cNvPicPr/>
+                  </pic:nvPicPr>
+                  <pic:blipFill>
+                    <a:blip r:embed="rId23"/>
+                    <a:stretch>
+                      <a:fillRect/>
+                    </a:stretch>
+                  </pic:blipFill>
+                  <pic:spPr>
+                    <a:xfrm>
+                      <a:off x="0" y="0"/>
+                      <a:ext cx="5669280" cy="3543300"/>
                     </a:xfrm>
                     <a:prstGeom prst="rect"/>
                   </pic:spPr>

--- a/cloudflare-deploy/public/library/agency/agency-kr.docx
+++ b/cloudflare-deploy/public/library/agency/agency-kr.docx
@@ -113,7 +113,7 @@
           <w:color w:val="64748B"/>
           <w:sz w:val="20"/>
         </w:rPr>
-        <w:t>🌐 test.mangoi.co.kr    📞 1588-0000    ✉ support@mangoi.co.kr</w:t>
+        <w:t>🌐 www.mangoi.co.kr    📞 1644-0561    ✉ support@mangoi.co.kr</w:t>
       </w:r>
     </w:p>
     <w:p>

--- a/cloudflare-deploy/public/library/agency/agency-kr.docx
+++ b/cloudflare-deploy/public/library/agency/agency-kr.docx
@@ -7704,6 +7704,506 @@
                   </pic:nvPicPr>
                   <pic:blipFill>
                     <a:blip r:embed="rId23"/>
+                    <a:stretch>
+                      <a:fillRect/>
+                    </a:stretch>
+                  </pic:blipFill>
+                  <pic:spPr>
+                    <a:xfrm>
+                      <a:off x="0" y="0"/>
+                      <a:ext cx="5669280" cy="3543300"/>
+                    </a:xfrm>
+                    <a:prstGeom prst="rect"/>
+                  </pic:spPr>
+                </pic:pic>
+              </a:graphicData>
+            </a:graphic>
+          </wp:inline>
+        </w:drawing>
+      </w:r>
+    </w:p>
+    <w:p>
+      <w:pPr>
+        <w:spacing w:before="240" w:after="40"/>
+      </w:pPr>
+      <w:r>
+        <w:rPr>
+          <w:rFonts w:ascii="Malgun Gothic" w:hAnsi="Malgun Gothic" w:eastAsia="Malgun Gothic"/>
+          <w:b/>
+          <w:color w:val="E11D48"/>
+          <w:sz w:val="28"/>
+        </w:rPr>
+        <w:t>19.  💬 자료실 카카오톡 링크 공유</w:t>
+      </w:r>
+    </w:p>
+    <w:p>
+      <w:pPr>
+        <w:spacing w:after="120" w:before="0"/>
+      </w:pPr>
+      <w:r>
+        <w:rPr>
+          <w:rFonts w:ascii="Malgun Gothic" w:hAnsi="Malgun Gothic" w:eastAsia="Malgun Gothic"/>
+          <w:b w:val="0"/>
+          <w:color w:val="64748B"/>
+          <w:sz w:val="21"/>
+        </w:rPr>
+        <w:t>영상·문서를 원본 화질 그대로 카톡으로</w:t>
+      </w:r>
+    </w:p>
+    <w:tbl>
+      <w:tblPr>
+        <w:tblW w:type="auto" w:w="0"/>
+        <w:jc w:val="center"/>
+        <w:tblLook w:firstColumn="1" w:firstRow="1" w:lastColumn="0" w:lastRow="0" w:noHBand="0" w:noVBand="1" w:val="04A0"/>
+        <w:tblBorders>
+          <w:top w:val="none"/>
+          <w:left w:val="none"/>
+          <w:bottom w:val="none"/>
+          <w:right w:val="none"/>
+          <w:insideH w:val="none"/>
+          <w:insideV w:val="none"/>
+        </w:tblBorders>
+      </w:tblPr>
+      <w:tblGrid>
+        <w:gridCol w:w="9936"/>
+      </w:tblGrid>
+      <w:tr>
+        <w:tc>
+          <w:tcPr>
+            <w:tcW w:type="dxa" w:w="9216"/>
+            <w:shd w:val="clear" w:fill="FFF1F2"/>
+          </w:tcPr>
+          <w:p>
+            <w:pPr>
+              <w:spacing w:after="40" w:before="40"/>
+            </w:pPr>
+            <w:r>
+              <w:rPr>
+                <w:rFonts w:ascii="Malgun Gothic" w:hAnsi="Malgun Gothic" w:eastAsia="Malgun Gothic"/>
+                <w:b/>
+                <w:color w:val="E11D48"/>
+                <w:sz w:val="21"/>
+              </w:rPr>
+              <w:t xml:space="preserve">📖 </w:t>
+            </w:r>
+            <w:r>
+              <w:rPr>
+                <w:rFonts w:ascii="Malgun Gothic" w:hAnsi="Malgun Gothic" w:eastAsia="Malgun Gothic"/>
+                <w:b w:val="0"/>
+                <w:color w:val="334155"/>
+                <w:sz w:val="20"/>
+              </w:rPr>
+              <w:t xml:space="preserve">자료실의 설명서·영상마다 </w:t>
+            </w:r>
+            <w:r>
+              <w:rPr>
+                <w:rFonts w:ascii="Malgun Gothic" w:hAnsi="Malgun Gothic" w:eastAsia="Malgun Gothic"/>
+                <w:b/>
+                <w:color w:val="334155"/>
+                <w:sz w:val="20"/>
+              </w:rPr>
+              <w:t>‘💬 카톡 링크복사’ 버튼</w:t>
+            </w:r>
+            <w:r>
+              <w:rPr>
+                <w:rFonts w:ascii="Malgun Gothic" w:hAnsi="Malgun Gothic" w:eastAsia="Malgun Gothic"/>
+                <w:b w:val="0"/>
+                <w:color w:val="334155"/>
+                <w:sz w:val="20"/>
+              </w:rPr>
+              <w:t xml:space="preserve">이 생겼어요. 카카오톡에 </w:t>
+            </w:r>
+            <w:r>
+              <w:rPr>
+                <w:rFonts w:ascii="Malgun Gothic" w:hAnsi="Malgun Gothic" w:eastAsia="Malgun Gothic"/>
+                <w:b/>
+                <w:color w:val="334155"/>
+                <w:sz w:val="20"/>
+              </w:rPr>
+              <w:t>파일을 첨부하면 화질이 눌리지만, 링크로 보내면 원본 화질 그대로</w:t>
+            </w:r>
+            <w:r>
+              <w:rPr>
+                <w:rFonts w:ascii="Malgun Gothic" w:hAnsi="Malgun Gothic" w:eastAsia="Malgun Gothic"/>
+                <w:b w:val="0"/>
+                <w:color w:val="334155"/>
+                <w:sz w:val="20"/>
+              </w:rPr>
+              <w:t xml:space="preserve"> 재생돼요. 버튼 한 번으로 링크가 복사되니 학부모·강사 안내가 훨씬 쉬워요.</w:t>
+            </w:r>
+          </w:p>
+        </w:tc>
+      </w:tr>
+    </w:tbl>
+    <w:p>
+      <w:pPr>
+        <w:spacing w:after="40"/>
+      </w:pPr>
+    </w:p>
+    <w:p>
+      <w:pPr>
+        <w:spacing w:after="40" w:before="0"/>
+      </w:pPr>
+      <w:r>
+        <w:rPr>
+          <w:rFonts w:ascii="Malgun Gothic" w:hAnsi="Malgun Gothic" w:eastAsia="Malgun Gothic"/>
+          <w:b/>
+          <w:color w:val="E11D48"/>
+          <w:sz w:val="22"/>
+        </w:rPr>
+        <w:t>사용 방법</w:t>
+      </w:r>
+    </w:p>
+    <w:p>
+      <w:pPr>
+        <w:spacing w:after="40"/>
+        <w:ind w:left="288"/>
+      </w:pPr>
+      <w:r>
+        <w:rPr>
+          <w:rFonts w:ascii="Malgun Gothic" w:hAnsi="Malgun Gothic" w:eastAsia="Malgun Gothic"/>
+          <w:b/>
+          <w:color w:val="F59E0B"/>
+          <w:sz w:val="21"/>
+        </w:rPr>
+        <w:t xml:space="preserve">1. </w:t>
+      </w:r>
+      <w:r>
+        <w:rPr>
+          <w:rFonts w:ascii="Malgun Gothic" w:hAnsi="Malgun Gothic" w:eastAsia="Malgun Gothic"/>
+          <w:b w:val="0"/>
+          <w:color w:val="334155"/>
+          <w:sz w:val="21"/>
+        </w:rPr>
+        <w:t xml:space="preserve">관리자 </w:t>
+      </w:r>
+      <w:r>
+        <w:rPr>
+          <w:rFonts w:ascii="Malgun Gothic" w:hAnsi="Malgun Gothic" w:eastAsia="Malgun Gothic"/>
+          <w:b/>
+          <w:color w:val="E11D48"/>
+          <w:sz w:val="21"/>
+        </w:rPr>
+        <w:t>자료실</w:t>
+      </w:r>
+      <w:r>
+        <w:rPr>
+          <w:rFonts w:ascii="Malgun Gothic" w:hAnsi="Malgun Gothic" w:eastAsia="Malgun Gothic"/>
+          <w:b w:val="0"/>
+          <w:color w:val="334155"/>
+          <w:sz w:val="21"/>
+        </w:rPr>
+        <w:t xml:space="preserve">에서 공유할 파일 옆 </w:t>
+      </w:r>
+      <w:r>
+        <w:rPr>
+          <w:rFonts w:ascii="Malgun Gothic" w:hAnsi="Malgun Gothic" w:eastAsia="Malgun Gothic"/>
+          <w:b/>
+          <w:color w:val="E11D48"/>
+          <w:sz w:val="21"/>
+        </w:rPr>
+        <w:t>💬 카톡 링크복사</w:t>
+      </w:r>
+      <w:r>
+        <w:rPr>
+          <w:rFonts w:ascii="Malgun Gothic" w:hAnsi="Malgun Gothic" w:eastAsia="Malgun Gothic"/>
+          <w:b w:val="0"/>
+          <w:color w:val="334155"/>
+          <w:sz w:val="21"/>
+        </w:rPr>
+        <w:t>를 눌러요.</w:t>
+      </w:r>
+    </w:p>
+    <w:p>
+      <w:pPr>
+        <w:spacing w:after="40"/>
+        <w:ind w:left="288"/>
+      </w:pPr>
+      <w:r>
+        <w:rPr>
+          <w:rFonts w:ascii="Malgun Gothic" w:hAnsi="Malgun Gothic" w:eastAsia="Malgun Gothic"/>
+          <w:b/>
+          <w:color w:val="F59E0B"/>
+          <w:sz w:val="21"/>
+        </w:rPr>
+        <w:t xml:space="preserve">2. </w:t>
+      </w:r>
+      <w:r>
+        <w:rPr>
+          <w:rFonts w:ascii="Malgun Gothic" w:hAnsi="Malgun Gothic" w:eastAsia="Malgun Gothic"/>
+          <w:b w:val="0"/>
+          <w:color w:val="334155"/>
+          <w:sz w:val="21"/>
+        </w:rPr>
+        <w:t xml:space="preserve">카카오톡 대화방에 </w:t>
+      </w:r>
+      <w:r>
+        <w:rPr>
+          <w:rFonts w:ascii="Malgun Gothic" w:hAnsi="Malgun Gothic" w:eastAsia="Malgun Gothic"/>
+          <w:b/>
+          <w:color w:val="E11D48"/>
+          <w:sz w:val="21"/>
+        </w:rPr>
+        <w:t>붙여넣기</w:t>
+      </w:r>
+      <w:r>
+        <w:rPr>
+          <w:rFonts w:ascii="Malgun Gothic" w:hAnsi="Malgun Gothic" w:eastAsia="Malgun Gothic"/>
+          <w:b w:val="0"/>
+          <w:color w:val="334155"/>
+          <w:sz w:val="21"/>
+        </w:rPr>
+        <w:t>로 보내요.</w:t>
+      </w:r>
+    </w:p>
+    <w:p>
+      <w:pPr>
+        <w:spacing w:after="40"/>
+        <w:ind w:left="288"/>
+      </w:pPr>
+      <w:r>
+        <w:rPr>
+          <w:rFonts w:ascii="Malgun Gothic" w:hAnsi="Malgun Gothic" w:eastAsia="Malgun Gothic"/>
+          <w:b/>
+          <w:color w:val="F59E0B"/>
+          <w:sz w:val="21"/>
+        </w:rPr>
+        <w:t xml:space="preserve">3. </w:t>
+      </w:r>
+      <w:r>
+        <w:rPr>
+          <w:rFonts w:ascii="Malgun Gothic" w:hAnsi="Malgun Gothic" w:eastAsia="Malgun Gothic"/>
+          <w:b w:val="0"/>
+          <w:color w:val="334155"/>
+          <w:sz w:val="21"/>
+        </w:rPr>
+        <w:t xml:space="preserve">받는 사람은 링크를 눌러 </w:t>
+      </w:r>
+      <w:r>
+        <w:rPr>
+          <w:rFonts w:ascii="Malgun Gothic" w:hAnsi="Malgun Gothic" w:eastAsia="Malgun Gothic"/>
+          <w:b/>
+          <w:color w:val="E11D48"/>
+          <w:sz w:val="21"/>
+        </w:rPr>
+        <w:t>원본 화질</w:t>
+      </w:r>
+      <w:r>
+        <w:rPr>
+          <w:rFonts w:ascii="Malgun Gothic" w:hAnsi="Malgun Gothic" w:eastAsia="Malgun Gothic"/>
+          <w:b w:val="0"/>
+          <w:color w:val="334155"/>
+          <w:sz w:val="21"/>
+        </w:rPr>
+        <w:t>로 바로 보거나 내려받아요.</w:t>
+      </w:r>
+    </w:p>
+    <w:p>
+      <w:pPr>
+        <w:spacing w:after="40" w:before="80"/>
+      </w:pPr>
+      <w:r>
+        <w:rPr>
+          <w:rFonts w:ascii="Malgun Gothic" w:hAnsi="Malgun Gothic" w:eastAsia="Malgun Gothic"/>
+          <w:b/>
+          <w:color w:val="E11D48"/>
+          <w:sz w:val="21"/>
+        </w:rPr>
+        <w:t>✅ 핵심 포인트</w:t>
+      </w:r>
+    </w:p>
+    <w:p>
+      <w:pPr>
+        <w:spacing w:after="20"/>
+        <w:ind w:left="288"/>
+      </w:pPr>
+      <w:r>
+        <w:rPr>
+          <w:rFonts w:ascii="Malgun Gothic" w:hAnsi="Malgun Gothic"/>
+          <w:color w:val="E11D48"/>
+        </w:rPr>
+        <w:t xml:space="preserve">• </w:t>
+      </w:r>
+      <w:r>
+        <w:rPr>
+          <w:rFonts w:ascii="Malgun Gothic" w:hAnsi="Malgun Gothic" w:eastAsia="Malgun Gothic"/>
+          <w:b w:val="0"/>
+          <w:color w:val="334155"/>
+          <w:sz w:val="20"/>
+        </w:rPr>
+        <w:t xml:space="preserve">동영상은 </w:t>
+      </w:r>
+      <w:r>
+        <w:rPr>
+          <w:rFonts w:ascii="Malgun Gothic" w:hAnsi="Malgun Gothic" w:eastAsia="Malgun Gothic"/>
+          <w:b/>
+          <w:color w:val="E11D48"/>
+          <w:sz w:val="20"/>
+        </w:rPr>
+        <w:t>링크 공유 = 원본 화질</w:t>
+      </w:r>
+      <w:r>
+        <w:rPr>
+          <w:rFonts w:ascii="Malgun Gothic" w:hAnsi="Malgun Gothic" w:eastAsia="Malgun Gothic"/>
+          <w:b w:val="0"/>
+          <w:color w:val="334155"/>
+          <w:sz w:val="20"/>
+        </w:rPr>
+        <w:t>, 파일 첨부는 화질이 떨어져요.</w:t>
+      </w:r>
+    </w:p>
+    <w:p>
+      <w:pPr>
+        <w:spacing w:after="20"/>
+        <w:ind w:left="288"/>
+      </w:pPr>
+      <w:r>
+        <w:rPr>
+          <w:rFonts w:ascii="Malgun Gothic" w:hAnsi="Malgun Gothic"/>
+          <w:color w:val="E11D48"/>
+        </w:rPr>
+        <w:t xml:space="preserve">• </w:t>
+      </w:r>
+      <w:r>
+        <w:rPr>
+          <w:rFonts w:ascii="Malgun Gothic" w:hAnsi="Malgun Gothic" w:eastAsia="Malgun Gothic"/>
+          <w:b w:val="0"/>
+          <w:color w:val="334155"/>
+          <w:sz w:val="20"/>
+        </w:rPr>
+        <w:t>설명서 PDF·PPT·영상 등 자료실 어디서나 같은 방식으로 공유돼요.</w:t>
+      </w:r>
+    </w:p>
+    <w:tbl>
+      <w:tblPr>
+        <w:tblW w:type="auto" w:w="0"/>
+        <w:jc w:val="center"/>
+        <w:tblLook w:firstColumn="1" w:firstRow="1" w:lastColumn="0" w:lastRow="0" w:noHBand="0" w:noVBand="1" w:val="04A0"/>
+        <w:tblBorders>
+          <w:top w:val="none"/>
+          <w:left w:val="none"/>
+          <w:bottom w:val="none"/>
+          <w:right w:val="none"/>
+          <w:insideH w:val="none"/>
+          <w:insideV w:val="none"/>
+        </w:tblBorders>
+      </w:tblPr>
+      <w:tblGrid>
+        <w:gridCol w:w="9936"/>
+      </w:tblGrid>
+      <w:tr>
+        <w:tc>
+          <w:tcPr>
+            <w:tcW w:type="dxa" w:w="9216"/>
+            <w:shd w:val="clear" w:fill="FFFBEB"/>
+          </w:tcPr>
+          <w:p>
+            <w:pPr>
+              <w:spacing w:after="40" w:before="40"/>
+            </w:pPr>
+            <w:r>
+              <w:rPr>
+                <w:rFonts w:ascii="Malgun Gothic" w:hAnsi="Malgun Gothic" w:eastAsia="Malgun Gothic"/>
+                <w:b/>
+                <w:color w:val="B45309"/>
+                <w:sz w:val="21"/>
+              </w:rPr>
+              <w:t xml:space="preserve">⚠️ 알아두기 </w:t>
+            </w:r>
+            <w:r>
+              <w:rPr>
+                <w:rFonts w:ascii="Malgun Gothic" w:hAnsi="Malgun Gothic" w:eastAsia="Malgun Gothic"/>
+                <w:b w:val="0"/>
+                <w:color w:val="92670A"/>
+                <w:sz w:val="20"/>
+              </w:rPr>
+              <w:t>링크를 받은 사람은 누구나 열 수 있어요. 내부용 자료는 공유 대상을 확인하세요.</w:t>
+            </w:r>
+          </w:p>
+        </w:tc>
+      </w:tr>
+    </w:tbl>
+    <w:p>
+      <w:pPr>
+        <w:spacing w:after="40"/>
+      </w:pPr>
+    </w:p>
+    <w:tbl>
+      <w:tblPr>
+        <w:tblW w:type="auto" w:w="0"/>
+        <w:jc w:val="center"/>
+        <w:tblLook w:firstColumn="1" w:firstRow="1" w:lastColumn="0" w:lastRow="0" w:noHBand="0" w:noVBand="1" w:val="04A0"/>
+        <w:tblBorders>
+          <w:top w:val="none"/>
+          <w:left w:val="none"/>
+          <w:bottom w:val="none"/>
+          <w:right w:val="none"/>
+          <w:insideH w:val="none"/>
+          <w:insideV w:val="none"/>
+        </w:tblBorders>
+      </w:tblPr>
+      <w:tblGrid>
+        <w:gridCol w:w="9936"/>
+      </w:tblGrid>
+      <w:tr>
+        <w:tc>
+          <w:tcPr>
+            <w:tcW w:type="dxa" w:w="9216"/>
+            <w:shd w:val="clear" w:fill="FFF7E6"/>
+          </w:tcPr>
+          <w:p>
+            <w:pPr>
+              <w:spacing w:after="40" w:before="40"/>
+            </w:pPr>
+            <w:r>
+              <w:rPr>
+                <w:rFonts w:ascii="Malgun Gothic" w:hAnsi="Malgun Gothic" w:eastAsia="Malgun Gothic"/>
+                <w:b/>
+                <w:color w:val="E8630A"/>
+                <w:sz w:val="21"/>
+              </w:rPr>
+              <w:t xml:space="preserve">💡 꿀팁 </w:t>
+            </w:r>
+            <w:r>
+              <w:rPr>
+                <w:rFonts w:ascii="Malgun Gothic" w:hAnsi="Malgun Gothic" w:eastAsia="Malgun Gothic"/>
+                <w:b w:val="0"/>
+                <w:color w:val="5B4A2A"/>
+                <w:sz w:val="20"/>
+              </w:rPr>
+              <w:t>학부모 단체방에는 영상 설명서 링크 하나면 안내가 끝나요.</w:t>
+            </w:r>
+          </w:p>
+        </w:tc>
+      </w:tr>
+    </w:tbl>
+    <w:p>
+      <w:pPr>
+        <w:spacing w:after="40"/>
+      </w:pPr>
+    </w:p>
+    <w:p>
+      <w:pPr>
+        <w:spacing w:before="80" w:after="160"/>
+        <w:jc w:val="center"/>
+      </w:pPr>
+      <w:r>
+        <w:drawing>
+          <wp:inline xmlns:a="http://schemas.openxmlformats.org/drawingml/2006/main" xmlns:pic="http://schemas.openxmlformats.org/drawingml/2006/picture">
+            <wp:extent cx="5669280" cy="3543300"/>
+            <wp:docPr id="21" name="Picture 21"/>
+            <wp:cNvGraphicFramePr>
+              <a:graphicFrameLocks noChangeAspect="1"/>
+            </wp:cNvGraphicFramePr>
+            <a:graphic>
+              <a:graphicData uri="http://schemas.openxmlformats.org/drawingml/2006/picture">
+                <pic:pic>
+                  <pic:nvPicPr>
+                    <pic:cNvPr id="0" name="admin_noticestudio.jpg"/>
+                    <pic:cNvPicPr/>
+                  </pic:nvPicPr>
+                  <pic:blipFill>
+                    <a:blip r:embed="rId22"/>
                     <a:stretch>
                       <a:fillRect/>
                     </a:stretch>

--- a/cloudflare-deploy/public/library/agency/agency-kr.docx
+++ b/cloudflare-deploy/public/library/agency/agency-kr.docx
@@ -8204,6 +8204,1812 @@
                   </pic:nvPicPr>
                   <pic:blipFill>
                     <a:blip r:embed="rId22"/>
+                    <a:stretch>
+                      <a:fillRect/>
+                    </a:stretch>
+                  </pic:blipFill>
+                  <pic:spPr>
+                    <a:xfrm>
+                      <a:off x="0" y="0"/>
+                      <a:ext cx="5669280" cy="3543300"/>
+                    </a:xfrm>
+                    <a:prstGeom prst="rect"/>
+                  </pic:spPr>
+                </pic:pic>
+              </a:graphicData>
+            </a:graphic>
+          </wp:inline>
+        </w:drawing>
+      </w:r>
+    </w:p>
+    <w:p>
+      <w:pPr>
+        <w:spacing w:before="240" w:after="40"/>
+      </w:pPr>
+      <w:r>
+        <w:rPr>
+          <w:rFonts w:ascii="Malgun Gothic" w:hAnsi="Malgun Gothic" w:eastAsia="Malgun Gothic"/>
+          <w:b/>
+          <w:color w:val="E11D48"/>
+          <w:sz w:val="28"/>
+        </w:rPr>
+        <w:t>20.  🧭 새로워진 관리자 화면</w:t>
+      </w:r>
+    </w:p>
+    <w:p>
+      <w:pPr>
+        <w:spacing w:after="120" w:before="0"/>
+      </w:pPr>
+      <w:r>
+        <w:rPr>
+          <w:rFonts w:ascii="Malgun Gothic" w:hAnsi="Malgun Gothic" w:eastAsia="Malgun Gothic"/>
+          <w:b w:val="0"/>
+          <w:color w:val="64748B"/>
+          <w:sz w:val="21"/>
+        </w:rPr>
+        <w:t>사이드바 접기 · 밝은 배경 · 선 아이콘</w:t>
+      </w:r>
+    </w:p>
+    <w:tbl>
+      <w:tblPr>
+        <w:tblW w:type="auto" w:w="0"/>
+        <w:jc w:val="center"/>
+        <w:tblLook w:firstColumn="1" w:firstRow="1" w:lastColumn="0" w:lastRow="0" w:noHBand="0" w:noVBand="1" w:val="04A0"/>
+        <w:tblBorders>
+          <w:top w:val="none"/>
+          <w:left w:val="none"/>
+          <w:bottom w:val="none"/>
+          <w:right w:val="none"/>
+          <w:insideH w:val="none"/>
+          <w:insideV w:val="none"/>
+        </w:tblBorders>
+      </w:tblPr>
+      <w:tblGrid>
+        <w:gridCol w:w="9936"/>
+      </w:tblGrid>
+      <w:tr>
+        <w:tc>
+          <w:tcPr>
+            <w:tcW w:type="dxa" w:w="9216"/>
+            <w:shd w:val="clear" w:fill="FFF1F2"/>
+          </w:tcPr>
+          <w:p>
+            <w:pPr>
+              <w:spacing w:after="40" w:before="40"/>
+            </w:pPr>
+            <w:r>
+              <w:rPr>
+                <w:rFonts w:ascii="Malgun Gothic" w:hAnsi="Malgun Gothic" w:eastAsia="Malgun Gothic"/>
+                <w:b/>
+                <w:color w:val="E11D48"/>
+                <w:sz w:val="21"/>
+              </w:rPr>
+              <w:t xml:space="preserve">📖 </w:t>
+            </w:r>
+            <w:r>
+              <w:rPr>
+                <w:rFonts w:ascii="Malgun Gothic" w:hAnsi="Malgun Gothic" w:eastAsia="Malgun Gothic"/>
+                <w:b w:val="0"/>
+                <w:color w:val="334155"/>
+                <w:sz w:val="20"/>
+              </w:rPr>
+              <w:t xml:space="preserve">관리자 화면이 </w:t>
+            </w:r>
+            <w:r>
+              <w:rPr>
+                <w:rFonts w:ascii="Malgun Gothic" w:hAnsi="Malgun Gothic" w:eastAsia="Malgun Gothic"/>
+                <w:b/>
+                <w:color w:val="334155"/>
+                <w:sz w:val="20"/>
+              </w:rPr>
+              <w:t>눈이 편하고 넓게</w:t>
+            </w:r>
+            <w:r>
+              <w:rPr>
+                <w:rFonts w:ascii="Malgun Gothic" w:hAnsi="Malgun Gothic" w:eastAsia="Malgun Gothic"/>
+                <w:b w:val="0"/>
+                <w:color w:val="334155"/>
+                <w:sz w:val="20"/>
+              </w:rPr>
+              <w:t xml:space="preserve"> 바뀌었습니다. 왼쪽 메뉴는 </w:t>
+            </w:r>
+            <w:r>
+              <w:rPr>
+                <w:rFonts w:ascii="Malgun Gothic" w:hAnsi="Malgun Gothic" w:eastAsia="Malgun Gothic"/>
+                <w:b/>
+                <w:color w:val="334155"/>
+                <w:sz w:val="20"/>
+              </w:rPr>
+              <w:t>‹ 접기</w:t>
+            </w:r>
+            <w:r>
+              <w:rPr>
+                <w:rFonts w:ascii="Malgun Gothic" w:hAnsi="Malgun Gothic" w:eastAsia="Malgun Gothic"/>
+                <w:b w:val="0"/>
+                <w:color w:val="334155"/>
+                <w:sz w:val="20"/>
+              </w:rPr>
+              <w:t xml:space="preserve"> 버튼으로 </w:t>
+            </w:r>
+            <w:r>
+              <w:rPr>
+                <w:rFonts w:ascii="Malgun Gothic" w:hAnsi="Malgun Gothic" w:eastAsia="Malgun Gothic"/>
+                <w:b/>
+                <w:color w:val="334155"/>
+                <w:sz w:val="20"/>
+              </w:rPr>
+              <w:t>아이콘만 남는 좁은 띠(레일)</w:t>
+            </w:r>
+            <w:r>
+              <w:rPr>
+                <w:rFonts w:ascii="Malgun Gothic" w:hAnsi="Malgun Gothic" w:eastAsia="Malgun Gothic"/>
+                <w:b w:val="0"/>
+                <w:color w:val="334155"/>
+                <w:sz w:val="20"/>
+              </w:rPr>
+              <w:t xml:space="preserve"> 로 접히고, 배경은 </w:t>
+            </w:r>
+            <w:r>
+              <w:rPr>
+                <w:rFonts w:ascii="Malgun Gothic" w:hAnsi="Malgun Gothic" w:eastAsia="Malgun Gothic"/>
+                <w:b/>
+                <w:color w:val="334155"/>
+                <w:sz w:val="20"/>
+              </w:rPr>
+              <w:t>밝은 톤으로 통일</w:t>
+            </w:r>
+            <w:r>
+              <w:rPr>
+                <w:rFonts w:ascii="Malgun Gothic" w:hAnsi="Malgun Gothic" w:eastAsia="Malgun Gothic"/>
+                <w:b w:val="0"/>
+                <w:color w:val="334155"/>
+                <w:sz w:val="20"/>
+              </w:rPr>
+              <w:t xml:space="preserve">됐어요. 메뉴 아이콘도 </w:t>
+            </w:r>
+            <w:r>
+              <w:rPr>
+                <w:rFonts w:ascii="Malgun Gothic" w:hAnsi="Malgun Gothic" w:eastAsia="Malgun Gothic"/>
+                <w:b/>
+                <w:color w:val="334155"/>
+                <w:sz w:val="20"/>
+              </w:rPr>
+              <w:t>선(라인) 아이콘</w:t>
+            </w:r>
+            <w:r>
+              <w:rPr>
+                <w:rFonts w:ascii="Malgun Gothic" w:hAnsi="Malgun Gothic" w:eastAsia="Malgun Gothic"/>
+                <w:b w:val="0"/>
+                <w:color w:val="334155"/>
+                <w:sz w:val="20"/>
+              </w:rPr>
+              <w:t>으로 정리해 글자가 잘 읽힙니다.</w:t>
+            </w:r>
+          </w:p>
+        </w:tc>
+      </w:tr>
+    </w:tbl>
+    <w:p>
+      <w:pPr>
+        <w:spacing w:after="40"/>
+      </w:pPr>
+    </w:p>
+    <w:p>
+      <w:pPr>
+        <w:spacing w:after="40" w:before="0"/>
+      </w:pPr>
+      <w:r>
+        <w:rPr>
+          <w:rFonts w:ascii="Malgun Gothic" w:hAnsi="Malgun Gothic" w:eastAsia="Malgun Gothic"/>
+          <w:b/>
+          <w:color w:val="E11D48"/>
+          <w:sz w:val="22"/>
+        </w:rPr>
+        <w:t>사용 방법</w:t>
+      </w:r>
+    </w:p>
+    <w:p>
+      <w:pPr>
+        <w:spacing w:after="40"/>
+        <w:ind w:left="288"/>
+      </w:pPr>
+      <w:r>
+        <w:rPr>
+          <w:rFonts w:ascii="Malgun Gothic" w:hAnsi="Malgun Gothic" w:eastAsia="Malgun Gothic"/>
+          <w:b/>
+          <w:color w:val="F59E0B"/>
+          <w:sz w:val="21"/>
+        </w:rPr>
+        <w:t xml:space="preserve">1. </w:t>
+      </w:r>
+      <w:r>
+        <w:rPr>
+          <w:rFonts w:ascii="Malgun Gothic" w:hAnsi="Malgun Gothic" w:eastAsia="Malgun Gothic"/>
+          <w:b w:val="0"/>
+          <w:color w:val="334155"/>
+          <w:sz w:val="21"/>
+        </w:rPr>
+        <w:t xml:space="preserve">왼쪽 메뉴 맨 위의 </w:t>
+      </w:r>
+      <w:r>
+        <w:rPr>
+          <w:rFonts w:ascii="Malgun Gothic" w:hAnsi="Malgun Gothic" w:eastAsia="Malgun Gothic"/>
+          <w:b/>
+          <w:color w:val="E11D48"/>
+          <w:sz w:val="21"/>
+        </w:rPr>
+        <w:t>‹ 접기</w:t>
+      </w:r>
+      <w:r>
+        <w:rPr>
+          <w:rFonts w:ascii="Malgun Gothic" w:hAnsi="Malgun Gothic" w:eastAsia="Malgun Gothic"/>
+          <w:b w:val="0"/>
+          <w:color w:val="334155"/>
+          <w:sz w:val="21"/>
+        </w:rPr>
+        <w:t xml:space="preserve">를 눌러요. 메뉴가 아이콘 띠로 줄어들며 </w:t>
+      </w:r>
+      <w:r>
+        <w:rPr>
+          <w:rFonts w:ascii="Malgun Gothic" w:hAnsi="Malgun Gothic" w:eastAsia="Malgun Gothic"/>
+          <w:b/>
+          <w:color w:val="E11D48"/>
+          <w:sz w:val="21"/>
+        </w:rPr>
+        <w:t>본문이 넓어져요</w:t>
+      </w:r>
+      <w:r>
+        <w:rPr>
+          <w:rFonts w:ascii="Malgun Gothic" w:hAnsi="Malgun Gothic" w:eastAsia="Malgun Gothic"/>
+          <w:b w:val="0"/>
+          <w:color w:val="334155"/>
+          <w:sz w:val="21"/>
+        </w:rPr>
+        <w:t>.</w:t>
+      </w:r>
+    </w:p>
+    <w:p>
+      <w:pPr>
+        <w:spacing w:after="40"/>
+        <w:ind w:left="288"/>
+      </w:pPr>
+      <w:r>
+        <w:rPr>
+          <w:rFonts w:ascii="Malgun Gothic" w:hAnsi="Malgun Gothic" w:eastAsia="Malgun Gothic"/>
+          <w:b/>
+          <w:color w:val="F59E0B"/>
+          <w:sz w:val="21"/>
+        </w:rPr>
+        <w:t xml:space="preserve">2. </w:t>
+      </w:r>
+      <w:r>
+        <w:rPr>
+          <w:rFonts w:ascii="Malgun Gothic" w:hAnsi="Malgun Gothic" w:eastAsia="Malgun Gothic"/>
+          <w:b w:val="0"/>
+          <w:color w:val="334155"/>
+          <w:sz w:val="21"/>
+        </w:rPr>
+        <w:t xml:space="preserve">다시 펼치려면 같은 자리의 </w:t>
+      </w:r>
+      <w:r>
+        <w:rPr>
+          <w:rFonts w:ascii="Malgun Gothic" w:hAnsi="Malgun Gothic" w:eastAsia="Malgun Gothic"/>
+          <w:b/>
+          <w:color w:val="E11D48"/>
+          <w:sz w:val="21"/>
+        </w:rPr>
+        <w:t>› 버튼</w:t>
+      </w:r>
+      <w:r>
+        <w:rPr>
+          <w:rFonts w:ascii="Malgun Gothic" w:hAnsi="Malgun Gothic" w:eastAsia="Malgun Gothic"/>
+          <w:b w:val="0"/>
+          <w:color w:val="334155"/>
+          <w:sz w:val="21"/>
+        </w:rPr>
+        <w:t>을 눌러요.</w:t>
+      </w:r>
+    </w:p>
+    <w:p>
+      <w:pPr>
+        <w:spacing w:after="40"/>
+        <w:ind w:left="288"/>
+      </w:pPr>
+      <w:r>
+        <w:rPr>
+          <w:rFonts w:ascii="Malgun Gothic" w:hAnsi="Malgun Gothic" w:eastAsia="Malgun Gothic"/>
+          <w:b/>
+          <w:color w:val="F59E0B"/>
+          <w:sz w:val="21"/>
+        </w:rPr>
+        <w:t xml:space="preserve">3. </w:t>
+      </w:r>
+      <w:r>
+        <w:rPr>
+          <w:rFonts w:ascii="Malgun Gothic" w:hAnsi="Malgun Gothic" w:eastAsia="Malgun Gothic"/>
+          <w:b w:val="0"/>
+          <w:color w:val="334155"/>
+          <w:sz w:val="21"/>
+        </w:rPr>
+        <w:t xml:space="preserve">접은 상태는 </w:t>
+      </w:r>
+      <w:r>
+        <w:rPr>
+          <w:rFonts w:ascii="Malgun Gothic" w:hAnsi="Malgun Gothic" w:eastAsia="Malgun Gothic"/>
+          <w:b/>
+          <w:color w:val="E11D48"/>
+          <w:sz w:val="21"/>
+        </w:rPr>
+        <w:t>다음 접속 때도 그대로 기억</w:t>
+      </w:r>
+      <w:r>
+        <w:rPr>
+          <w:rFonts w:ascii="Malgun Gothic" w:hAnsi="Malgun Gothic" w:eastAsia="Malgun Gothic"/>
+          <w:b w:val="0"/>
+          <w:color w:val="334155"/>
+          <w:sz w:val="21"/>
+        </w:rPr>
+        <w:t>됩니다.</w:t>
+      </w:r>
+    </w:p>
+    <w:p>
+      <w:pPr>
+        <w:spacing w:after="40"/>
+        <w:ind w:left="288"/>
+      </w:pPr>
+      <w:r>
+        <w:rPr>
+          <w:rFonts w:ascii="Malgun Gothic" w:hAnsi="Malgun Gothic" w:eastAsia="Malgun Gothic"/>
+          <w:b/>
+          <w:color w:val="F59E0B"/>
+          <w:sz w:val="21"/>
+        </w:rPr>
+        <w:t xml:space="preserve">4. </w:t>
+      </w:r>
+      <w:r>
+        <w:rPr>
+          <w:rFonts w:ascii="Malgun Gothic" w:hAnsi="Malgun Gothic" w:eastAsia="Malgun Gothic"/>
+          <w:b w:val="0"/>
+          <w:color w:val="334155"/>
+          <w:sz w:val="21"/>
+        </w:rPr>
+        <w:t xml:space="preserve">메뉴가 많아 찾기 어려우면 위쪽 </w:t>
+      </w:r>
+      <w:r>
+        <w:rPr>
+          <w:rFonts w:ascii="Malgun Gothic" w:hAnsi="Malgun Gothic" w:eastAsia="Malgun Gothic"/>
+          <w:b/>
+          <w:color w:val="E11D48"/>
+          <w:sz w:val="21"/>
+        </w:rPr>
+        <w:t>메뉴 검색</w:t>
+      </w:r>
+      <w:r>
+        <w:rPr>
+          <w:rFonts w:ascii="Malgun Gothic" w:hAnsi="Malgun Gothic" w:eastAsia="Malgun Gothic"/>
+          <w:b w:val="0"/>
+          <w:color w:val="334155"/>
+          <w:sz w:val="21"/>
+        </w:rPr>
+        <w:t>에 이름을 쳐 보세요.</w:t>
+      </w:r>
+    </w:p>
+    <w:p>
+      <w:pPr>
+        <w:spacing w:after="40" w:before="80"/>
+      </w:pPr>
+      <w:r>
+        <w:rPr>
+          <w:rFonts w:ascii="Malgun Gothic" w:hAnsi="Malgun Gothic" w:eastAsia="Malgun Gothic"/>
+          <w:b/>
+          <w:color w:val="E11D48"/>
+          <w:sz w:val="21"/>
+        </w:rPr>
+        <w:t>✅ 핵심 포인트</w:t>
+      </w:r>
+    </w:p>
+    <w:p>
+      <w:pPr>
+        <w:spacing w:after="20"/>
+        <w:ind w:left="288"/>
+      </w:pPr>
+      <w:r>
+        <w:rPr>
+          <w:rFonts w:ascii="Malgun Gothic" w:hAnsi="Malgun Gothic"/>
+          <w:color w:val="E11D48"/>
+        </w:rPr>
+        <w:t xml:space="preserve">• </w:t>
+      </w:r>
+      <w:r>
+        <w:rPr>
+          <w:rFonts w:ascii="Malgun Gothic" w:hAnsi="Malgun Gothic" w:eastAsia="Malgun Gothic"/>
+          <w:b w:val="0"/>
+          <w:color w:val="334155"/>
+          <w:sz w:val="20"/>
+        </w:rPr>
+        <w:t xml:space="preserve">표·목록이 많은 화면에서 </w:t>
+      </w:r>
+      <w:r>
+        <w:rPr>
+          <w:rFonts w:ascii="Malgun Gothic" w:hAnsi="Malgun Gothic" w:eastAsia="Malgun Gothic"/>
+          <w:b/>
+          <w:color w:val="E11D48"/>
+          <w:sz w:val="20"/>
+        </w:rPr>
+        <w:t>가로 공간이 크게 늘어나요</w:t>
+      </w:r>
+      <w:r>
+        <w:rPr>
+          <w:rFonts w:ascii="Malgun Gothic" w:hAnsi="Malgun Gothic" w:eastAsia="Malgun Gothic"/>
+          <w:b w:val="0"/>
+          <w:color w:val="334155"/>
+          <w:sz w:val="20"/>
+        </w:rPr>
+        <w:t>.</w:t>
+      </w:r>
+    </w:p>
+    <w:p>
+      <w:pPr>
+        <w:spacing w:after="20"/>
+        <w:ind w:left="288"/>
+      </w:pPr>
+      <w:r>
+        <w:rPr>
+          <w:rFonts w:ascii="Malgun Gothic" w:hAnsi="Malgun Gothic"/>
+          <w:color w:val="E11D48"/>
+        </w:rPr>
+        <w:t xml:space="preserve">• </w:t>
+      </w:r>
+      <w:r>
+        <w:rPr>
+          <w:rFonts w:ascii="Malgun Gothic" w:hAnsi="Malgun Gothic" w:eastAsia="Malgun Gothic"/>
+          <w:b w:val="0"/>
+          <w:color w:val="334155"/>
+          <w:sz w:val="20"/>
+        </w:rPr>
+        <w:t xml:space="preserve">하위 메뉴 15장까지 </w:t>
+      </w:r>
+      <w:r>
+        <w:rPr>
+          <w:rFonts w:ascii="Malgun Gothic" w:hAnsi="Malgun Gothic" w:eastAsia="Malgun Gothic"/>
+          <w:b/>
+          <w:color w:val="E11D48"/>
+          <w:sz w:val="20"/>
+        </w:rPr>
+        <w:t>밝은 테마로 통일</w:t>
+      </w:r>
+      <w:r>
+        <w:rPr>
+          <w:rFonts w:ascii="Malgun Gothic" w:hAnsi="Malgun Gothic" w:eastAsia="Malgun Gothic"/>
+          <w:b w:val="0"/>
+          <w:color w:val="334155"/>
+          <w:sz w:val="20"/>
+        </w:rPr>
+        <w:t>돼 화면 간 색 차이가 사라졌어요.</w:t>
+      </w:r>
+    </w:p>
+    <w:p>
+      <w:pPr>
+        <w:spacing w:after="20"/>
+        <w:ind w:left="288"/>
+      </w:pPr>
+      <w:r>
+        <w:rPr>
+          <w:rFonts w:ascii="Malgun Gothic" w:hAnsi="Malgun Gothic"/>
+          <w:color w:val="E11D48"/>
+        </w:rPr>
+        <w:t xml:space="preserve">• </w:t>
+      </w:r>
+      <w:r>
+        <w:rPr>
+          <w:rFonts w:ascii="Malgun Gothic" w:hAnsi="Malgun Gothic" w:eastAsia="Malgun Gothic"/>
+          <w:b w:val="0"/>
+          <w:color w:val="334155"/>
+          <w:sz w:val="20"/>
+        </w:rPr>
+        <w:t xml:space="preserve">저사양 PC에서도 버벅이지 않도록 </w:t>
+      </w:r>
+      <w:r>
+        <w:rPr>
+          <w:rFonts w:ascii="Malgun Gothic" w:hAnsi="Malgun Gothic" w:eastAsia="Malgun Gothic"/>
+          <w:b/>
+          <w:color w:val="E11D48"/>
+          <w:sz w:val="20"/>
+        </w:rPr>
+        <w:t>접기 애니메이션을 없앴습니다</w:t>
+      </w:r>
+      <w:r>
+        <w:rPr>
+          <w:rFonts w:ascii="Malgun Gothic" w:hAnsi="Malgun Gothic" w:eastAsia="Malgun Gothic"/>
+          <w:b w:val="0"/>
+          <w:color w:val="334155"/>
+          <w:sz w:val="20"/>
+        </w:rPr>
+        <w:t>.</w:t>
+      </w:r>
+    </w:p>
+    <w:tbl>
+      <w:tblPr>
+        <w:tblW w:type="auto" w:w="0"/>
+        <w:jc w:val="center"/>
+        <w:tblLook w:firstColumn="1" w:firstRow="1" w:lastColumn="0" w:lastRow="0" w:noHBand="0" w:noVBand="1" w:val="04A0"/>
+        <w:tblBorders>
+          <w:top w:val="none"/>
+          <w:left w:val="none"/>
+          <w:bottom w:val="none"/>
+          <w:right w:val="none"/>
+          <w:insideH w:val="none"/>
+          <w:insideV w:val="none"/>
+        </w:tblBorders>
+      </w:tblPr>
+      <w:tblGrid>
+        <w:gridCol w:w="9936"/>
+      </w:tblGrid>
+      <w:tr>
+        <w:tc>
+          <w:tcPr>
+            <w:tcW w:type="dxa" w:w="9216"/>
+            <w:shd w:val="clear" w:fill="FFF7E6"/>
+          </w:tcPr>
+          <w:p>
+            <w:pPr>
+              <w:spacing w:after="40" w:before="40"/>
+            </w:pPr>
+            <w:r>
+              <w:rPr>
+                <w:rFonts w:ascii="Malgun Gothic" w:hAnsi="Malgun Gothic" w:eastAsia="Malgun Gothic"/>
+                <w:b/>
+                <w:color w:val="E8630A"/>
+                <w:sz w:val="21"/>
+              </w:rPr>
+              <w:t xml:space="preserve">💡 꿀팁 </w:t>
+            </w:r>
+            <w:r>
+              <w:rPr>
+                <w:rFonts w:ascii="Malgun Gothic" w:hAnsi="Malgun Gothic" w:eastAsia="Malgun Gothic"/>
+                <w:b w:val="0"/>
+                <w:color w:val="5B4A2A"/>
+                <w:sz w:val="20"/>
+              </w:rPr>
+              <w:t>정산·급여처럼 표가 넓은 화면은 접어 놓고 보면 훨씬 편합니다.</w:t>
+            </w:r>
+          </w:p>
+        </w:tc>
+      </w:tr>
+    </w:tbl>
+    <w:p>
+      <w:pPr>
+        <w:spacing w:after="40"/>
+      </w:pPr>
+    </w:p>
+    <w:p>
+      <w:pPr>
+        <w:spacing w:before="80" w:after="160"/>
+        <w:jc w:val="center"/>
+      </w:pPr>
+      <w:r>
+        <w:drawing>
+          <wp:inline xmlns:a="http://schemas.openxmlformats.org/drawingml/2006/main" xmlns:pic="http://schemas.openxmlformats.org/drawingml/2006/picture">
+            <wp:extent cx="5669280" cy="3543300"/>
+            <wp:docPr id="22" name="Picture 22"/>
+            <wp:cNvGraphicFramePr>
+              <a:graphicFrameLocks noChangeAspect="1"/>
+            </wp:cNvGraphicFramePr>
+            <a:graphic>
+              <a:graphicData uri="http://schemas.openxmlformats.org/drawingml/2006/picture">
+                <pic:pic>
+                  <pic:nvPicPr>
+                    <pic:cNvPr id="0" name="admin_sidebar_rail.jpg"/>
+                    <pic:cNvPicPr/>
+                  </pic:nvPicPr>
+                  <pic:blipFill>
+                    <a:blip r:embed="rId24"/>
+                    <a:stretch>
+                      <a:fillRect/>
+                    </a:stretch>
+                  </pic:blipFill>
+                  <pic:spPr>
+                    <a:xfrm>
+                      <a:off x="0" y="0"/>
+                      <a:ext cx="5669280" cy="3543300"/>
+                    </a:xfrm>
+                    <a:prstGeom prst="rect"/>
+                  </pic:spPr>
+                </pic:pic>
+              </a:graphicData>
+            </a:graphic>
+          </wp:inline>
+        </w:drawing>
+      </w:r>
+    </w:p>
+    <w:p>
+      <w:pPr>
+        <w:spacing w:before="240" w:after="40"/>
+      </w:pPr>
+      <w:r>
+        <w:rPr>
+          <w:rFonts w:ascii="Malgun Gothic" w:hAnsi="Malgun Gothic" w:eastAsia="Malgun Gothic"/>
+          <w:b/>
+          <w:color w:val="E11D48"/>
+          <w:sz w:val="28"/>
+        </w:rPr>
+        <w:t>21.  🌐 화면 언어가 자동으로 맞춰져요</w:t>
+      </w:r>
+    </w:p>
+    <w:p>
+      <w:pPr>
+        <w:spacing w:after="120" w:before="0"/>
+      </w:pPr>
+      <w:r>
+        <w:rPr>
+          <w:rFonts w:ascii="Malgun Gothic" w:hAnsi="Malgun Gothic" w:eastAsia="Malgun Gothic"/>
+          <w:b w:val="0"/>
+          <w:color w:val="64748B"/>
+          <w:sz w:val="21"/>
+        </w:rPr>
+        <w:t>해외 스태프·강사는 영어로 시작</w:t>
+      </w:r>
+    </w:p>
+    <w:tbl>
+      <w:tblPr>
+        <w:tblW w:type="auto" w:w="0"/>
+        <w:jc w:val="center"/>
+        <w:tblLook w:firstColumn="1" w:firstRow="1" w:lastColumn="0" w:lastRow="0" w:noHBand="0" w:noVBand="1" w:val="04A0"/>
+        <w:tblBorders>
+          <w:top w:val="none"/>
+          <w:left w:val="none"/>
+          <w:bottom w:val="none"/>
+          <w:right w:val="none"/>
+          <w:insideH w:val="none"/>
+          <w:insideV w:val="none"/>
+        </w:tblBorders>
+      </w:tblPr>
+      <w:tblGrid>
+        <w:gridCol w:w="9936"/>
+      </w:tblGrid>
+      <w:tr>
+        <w:tc>
+          <w:tcPr>
+            <w:tcW w:type="dxa" w:w="9216"/>
+            <w:shd w:val="clear" w:fill="FFF1F2"/>
+          </w:tcPr>
+          <w:p>
+            <w:pPr>
+              <w:spacing w:after="40" w:before="40"/>
+            </w:pPr>
+            <w:r>
+              <w:rPr>
+                <w:rFonts w:ascii="Malgun Gothic" w:hAnsi="Malgun Gothic" w:eastAsia="Malgun Gothic"/>
+                <w:b/>
+                <w:color w:val="E11D48"/>
+                <w:sz w:val="21"/>
+              </w:rPr>
+              <w:t xml:space="preserve">📖 </w:t>
+            </w:r>
+            <w:r>
+              <w:rPr>
+                <w:rFonts w:ascii="Malgun Gothic" w:hAnsi="Malgun Gothic" w:eastAsia="Malgun Gothic"/>
+                <w:b w:val="0"/>
+                <w:color w:val="334155"/>
+                <w:sz w:val="20"/>
+              </w:rPr>
+              <w:t xml:space="preserve">필리핀 강사와 해외 스태프가 </w:t>
+            </w:r>
+            <w:r>
+              <w:rPr>
+                <w:rFonts w:ascii="Malgun Gothic" w:hAnsi="Malgun Gothic" w:eastAsia="Malgun Gothic"/>
+                <w:b/>
+                <w:color w:val="334155"/>
+                <w:sz w:val="20"/>
+              </w:rPr>
+              <w:t>처음부터 영어 화면으로</w:t>
+            </w:r>
+            <w:r>
+              <w:rPr>
+                <w:rFonts w:ascii="Malgun Gothic" w:hAnsi="Malgun Gothic" w:eastAsia="Malgun Gothic"/>
+                <w:b w:val="0"/>
+                <w:color w:val="334155"/>
+                <w:sz w:val="20"/>
+              </w:rPr>
+              <w:t xml:space="preserve"> 시작합니다. 계정의 </w:t>
+            </w:r>
+            <w:r>
+              <w:rPr>
+                <w:rFonts w:ascii="Malgun Gothic" w:hAnsi="Malgun Gothic" w:eastAsia="Malgun Gothic"/>
+                <w:b/>
+                <w:color w:val="334155"/>
+                <w:sz w:val="20"/>
+              </w:rPr>
+              <w:t>국적 정보</w:t>
+            </w:r>
+            <w:r>
+              <w:rPr>
+                <w:rFonts w:ascii="Malgun Gothic" w:hAnsi="Malgun Gothic" w:eastAsia="Malgun Gothic"/>
+                <w:b w:val="0"/>
+                <w:color w:val="334155"/>
+                <w:sz w:val="20"/>
+              </w:rPr>
+              <w:t xml:space="preserve">를 기준으로 화면 언어가 정해지고, 강사 계정은 이름·이전 선택과 무관하게 </w:t>
+            </w:r>
+            <w:r>
+              <w:rPr>
+                <w:rFonts w:ascii="Malgun Gothic" w:hAnsi="Malgun Gothic" w:eastAsia="Malgun Gothic"/>
+                <w:b/>
+                <w:color w:val="334155"/>
+                <w:sz w:val="20"/>
+              </w:rPr>
+              <w:t>항상 영어</w:t>
+            </w:r>
+            <w:r>
+              <w:rPr>
+                <w:rFonts w:ascii="Malgun Gothic" w:hAnsi="Malgun Gothic" w:eastAsia="Malgun Gothic"/>
+                <w:b w:val="0"/>
+                <w:color w:val="334155"/>
+                <w:sz w:val="20"/>
+              </w:rPr>
+              <w:t xml:space="preserve">로 뜹니다. 물론 상단 </w:t>
+            </w:r>
+            <w:r>
+              <w:rPr>
+                <w:rFonts w:ascii="Malgun Gothic" w:hAnsi="Malgun Gothic" w:eastAsia="Malgun Gothic"/>
+                <w:b/>
+                <w:color w:val="334155"/>
+                <w:sz w:val="20"/>
+              </w:rPr>
+              <w:t>🌐 EN / KR 버튼</w:t>
+            </w:r>
+            <w:r>
+              <w:rPr>
+                <w:rFonts w:ascii="Malgun Gothic" w:hAnsi="Malgun Gothic" w:eastAsia="Malgun Gothic"/>
+                <w:b w:val="0"/>
+                <w:color w:val="334155"/>
+                <w:sz w:val="20"/>
+              </w:rPr>
+              <w:t>으로 언제든 직접 바꿀 수 있어요.</w:t>
+            </w:r>
+          </w:p>
+        </w:tc>
+      </w:tr>
+    </w:tbl>
+    <w:p>
+      <w:pPr>
+        <w:spacing w:after="40"/>
+      </w:pPr>
+    </w:p>
+    <w:p>
+      <w:pPr>
+        <w:spacing w:after="40" w:before="0"/>
+      </w:pPr>
+      <w:r>
+        <w:rPr>
+          <w:rFonts w:ascii="Malgun Gothic" w:hAnsi="Malgun Gothic" w:eastAsia="Malgun Gothic"/>
+          <w:b/>
+          <w:color w:val="E11D48"/>
+          <w:sz w:val="22"/>
+        </w:rPr>
+        <w:t>사용 방법</w:t>
+      </w:r>
+    </w:p>
+    <w:p>
+      <w:pPr>
+        <w:spacing w:after="40"/>
+        <w:ind w:left="288"/>
+      </w:pPr>
+      <w:r>
+        <w:rPr>
+          <w:rFonts w:ascii="Malgun Gothic" w:hAnsi="Malgun Gothic" w:eastAsia="Malgun Gothic"/>
+          <w:b/>
+          <w:color w:val="F59E0B"/>
+          <w:sz w:val="21"/>
+        </w:rPr>
+        <w:t xml:space="preserve">1. </w:t>
+      </w:r>
+      <w:r>
+        <w:rPr>
+          <w:rFonts w:ascii="Malgun Gothic" w:hAnsi="Malgun Gothic" w:eastAsia="Malgun Gothic"/>
+          <w:b w:val="0"/>
+          <w:color w:val="334155"/>
+          <w:sz w:val="21"/>
+        </w:rPr>
+        <w:t xml:space="preserve">계정에 </w:t>
+      </w:r>
+      <w:r>
+        <w:rPr>
+          <w:rFonts w:ascii="Malgun Gothic" w:hAnsi="Malgun Gothic" w:eastAsia="Malgun Gothic"/>
+          <w:b/>
+          <w:color w:val="E11D48"/>
+          <w:sz w:val="21"/>
+        </w:rPr>
+        <w:t>국적</w:t>
+      </w:r>
+      <w:r>
+        <w:rPr>
+          <w:rFonts w:ascii="Malgun Gothic" w:hAnsi="Malgun Gothic" w:eastAsia="Malgun Gothic"/>
+          <w:b w:val="0"/>
+          <w:color w:val="334155"/>
+          <w:sz w:val="21"/>
+        </w:rPr>
+        <w:t>이 등록돼 있으면 로그인할 때 자동으로 맞는 언어가 뜹니다.</w:t>
+      </w:r>
+    </w:p>
+    <w:p>
+      <w:pPr>
+        <w:spacing w:after="40"/>
+        <w:ind w:left="288"/>
+      </w:pPr>
+      <w:r>
+        <w:rPr>
+          <w:rFonts w:ascii="Malgun Gothic" w:hAnsi="Malgun Gothic" w:eastAsia="Malgun Gothic"/>
+          <w:b/>
+          <w:color w:val="F59E0B"/>
+          <w:sz w:val="21"/>
+        </w:rPr>
+        <w:t xml:space="preserve">2. </w:t>
+      </w:r>
+      <w:r>
+        <w:rPr>
+          <w:rFonts w:ascii="Malgun Gothic" w:hAnsi="Malgun Gothic" w:eastAsia="Malgun Gothic"/>
+          <w:b w:val="0"/>
+          <w:color w:val="334155"/>
+          <w:sz w:val="21"/>
+        </w:rPr>
+        <w:t xml:space="preserve">직접 바꾸려면 상단의 </w:t>
+      </w:r>
+      <w:r>
+        <w:rPr>
+          <w:rFonts w:ascii="Malgun Gothic" w:hAnsi="Malgun Gothic" w:eastAsia="Malgun Gothic"/>
+          <w:b/>
+          <w:color w:val="E11D48"/>
+          <w:sz w:val="21"/>
+        </w:rPr>
+        <w:t>🌐 EN / KR</w:t>
+      </w:r>
+      <w:r>
+        <w:rPr>
+          <w:rFonts w:ascii="Malgun Gothic" w:hAnsi="Malgun Gothic" w:eastAsia="Malgun Gothic"/>
+          <w:b w:val="0"/>
+          <w:color w:val="334155"/>
+          <w:sz w:val="21"/>
+        </w:rPr>
+        <w:t xml:space="preserve"> 버튼을 눌러요.</w:t>
+      </w:r>
+    </w:p>
+    <w:p>
+      <w:pPr>
+        <w:spacing w:after="40"/>
+        <w:ind w:left="288"/>
+      </w:pPr>
+      <w:r>
+        <w:rPr>
+          <w:rFonts w:ascii="Malgun Gothic" w:hAnsi="Malgun Gothic" w:eastAsia="Malgun Gothic"/>
+          <w:b/>
+          <w:color w:val="F59E0B"/>
+          <w:sz w:val="21"/>
+        </w:rPr>
+        <w:t xml:space="preserve">3. </w:t>
+      </w:r>
+      <w:r>
+        <w:rPr>
+          <w:rFonts w:ascii="Malgun Gothic" w:hAnsi="Malgun Gothic" w:eastAsia="Malgun Gothic"/>
+          <w:b w:val="0"/>
+          <w:color w:val="334155"/>
+          <w:sz w:val="21"/>
+        </w:rPr>
+        <w:t xml:space="preserve">직접 고른 언어는 </w:t>
+      </w:r>
+      <w:r>
+        <w:rPr>
+          <w:rFonts w:ascii="Malgun Gothic" w:hAnsi="Malgun Gothic" w:eastAsia="Malgun Gothic"/>
+          <w:b/>
+          <w:color w:val="E11D48"/>
+          <w:sz w:val="21"/>
+        </w:rPr>
+        <w:t>그 계정에만</w:t>
+      </w:r>
+      <w:r>
+        <w:rPr>
+          <w:rFonts w:ascii="Malgun Gothic" w:hAnsi="Malgun Gothic" w:eastAsia="Malgun Gothic"/>
+          <w:b w:val="0"/>
+          <w:color w:val="334155"/>
+          <w:sz w:val="21"/>
+        </w:rPr>
+        <w:t xml:space="preserve"> 저장돼요 — 같은 PC를 여러 명이 써도 섞이지 않습니다.</w:t>
+      </w:r>
+    </w:p>
+    <w:p>
+      <w:pPr>
+        <w:spacing w:after="40"/>
+        <w:ind w:left="288"/>
+      </w:pPr>
+      <w:r>
+        <w:rPr>
+          <w:rFonts w:ascii="Malgun Gothic" w:hAnsi="Malgun Gothic" w:eastAsia="Malgun Gothic"/>
+          <w:b/>
+          <w:color w:val="F59E0B"/>
+          <w:sz w:val="21"/>
+        </w:rPr>
+        <w:t xml:space="preserve">4. </w:t>
+      </w:r>
+      <w:r>
+        <w:rPr>
+          <w:rFonts w:ascii="Malgun Gothic" w:hAnsi="Malgun Gothic" w:eastAsia="Malgun Gothic"/>
+          <w:b w:val="0"/>
+          <w:color w:val="334155"/>
+          <w:sz w:val="21"/>
+        </w:rPr>
+        <w:t xml:space="preserve">강사용 안내 슬라이드·안내서도 </w:t>
+      </w:r>
+      <w:r>
+        <w:rPr>
+          <w:rFonts w:ascii="Malgun Gothic" w:hAnsi="Malgun Gothic" w:eastAsia="Malgun Gothic"/>
+          <w:b/>
+          <w:color w:val="E11D48"/>
+          <w:sz w:val="21"/>
+        </w:rPr>
+        <w:t>영어판으로 함께</w:t>
+      </w:r>
+      <w:r>
+        <w:rPr>
+          <w:rFonts w:ascii="Malgun Gothic" w:hAnsi="Malgun Gothic" w:eastAsia="Malgun Gothic"/>
+          <w:b w:val="0"/>
+          <w:color w:val="334155"/>
+          <w:sz w:val="21"/>
+        </w:rPr>
+        <w:t xml:space="preserve"> 바뀝니다.</w:t>
+      </w:r>
+    </w:p>
+    <w:p>
+      <w:pPr>
+        <w:spacing w:after="40" w:before="80"/>
+      </w:pPr>
+      <w:r>
+        <w:rPr>
+          <w:rFonts w:ascii="Malgun Gothic" w:hAnsi="Malgun Gothic" w:eastAsia="Malgun Gothic"/>
+          <w:b/>
+          <w:color w:val="E11D48"/>
+          <w:sz w:val="21"/>
+        </w:rPr>
+        <w:t>✅ 핵심 포인트</w:t>
+      </w:r>
+    </w:p>
+    <w:p>
+      <w:pPr>
+        <w:spacing w:after="20"/>
+        <w:ind w:left="288"/>
+      </w:pPr>
+      <w:r>
+        <w:rPr>
+          <w:rFonts w:ascii="Malgun Gothic" w:hAnsi="Malgun Gothic"/>
+          <w:color w:val="E11D48"/>
+        </w:rPr>
+        <w:t xml:space="preserve">• </w:t>
+      </w:r>
+      <w:r>
+        <w:rPr>
+          <w:rFonts w:ascii="Malgun Gothic" w:hAnsi="Malgun Gothic" w:eastAsia="Malgun Gothic"/>
+          <w:b/>
+          <w:color w:val="E11D48"/>
+          <w:sz w:val="20"/>
+        </w:rPr>
+        <w:t>강사 계정은 무조건 영어</w:t>
+      </w:r>
+      <w:r>
+        <w:rPr>
+          <w:rFonts w:ascii="Malgun Gothic" w:hAnsi="Malgun Gothic" w:eastAsia="Malgun Gothic"/>
+          <w:b w:val="0"/>
+          <w:color w:val="334155"/>
+          <w:sz w:val="20"/>
+        </w:rPr>
+        <w:t xml:space="preserve"> — 한국어 화면 때문에 헤매는 일이 없어요.</w:t>
+      </w:r>
+    </w:p>
+    <w:p>
+      <w:pPr>
+        <w:spacing w:after="20"/>
+        <w:ind w:left="288"/>
+      </w:pPr>
+      <w:r>
+        <w:rPr>
+          <w:rFonts w:ascii="Malgun Gothic" w:hAnsi="Malgun Gothic"/>
+          <w:color w:val="E11D48"/>
+        </w:rPr>
+        <w:t xml:space="preserve">• </w:t>
+      </w:r>
+      <w:r>
+        <w:rPr>
+          <w:rFonts w:ascii="Malgun Gothic" w:hAnsi="Malgun Gothic" w:eastAsia="Malgun Gothic"/>
+          <w:b w:val="0"/>
+          <w:color w:val="334155"/>
+          <w:sz w:val="20"/>
+        </w:rPr>
+        <w:t>이름에 붙은 한글 직함 때문에 영문 이름 계정이 한국어로 뜨던 문제도 고쳤어요.</w:t>
+      </w:r>
+    </w:p>
+    <w:p>
+      <w:pPr>
+        <w:spacing w:after="20"/>
+        <w:ind w:left="288"/>
+      </w:pPr>
+      <w:r>
+        <w:rPr>
+          <w:rFonts w:ascii="Malgun Gothic" w:hAnsi="Malgun Gothic"/>
+          <w:color w:val="E11D48"/>
+        </w:rPr>
+        <w:t xml:space="preserve">• </w:t>
+      </w:r>
+      <w:r>
+        <w:rPr>
+          <w:rFonts w:ascii="Malgun Gothic" w:hAnsi="Malgun Gothic" w:eastAsia="Malgun Gothic"/>
+          <w:b w:val="0"/>
+          <w:color w:val="334155"/>
+          <w:sz w:val="20"/>
+        </w:rPr>
+        <w:t xml:space="preserve">언어 선택이 </w:t>
+      </w:r>
+      <w:r>
+        <w:rPr>
+          <w:rFonts w:ascii="Malgun Gothic" w:hAnsi="Malgun Gothic" w:eastAsia="Malgun Gothic"/>
+          <w:b/>
+          <w:color w:val="E11D48"/>
+          <w:sz w:val="20"/>
+        </w:rPr>
+        <w:t>계정별로 분리</w:t>
+      </w:r>
+      <w:r>
+        <w:rPr>
+          <w:rFonts w:ascii="Malgun Gothic" w:hAnsi="Malgun Gothic" w:eastAsia="Malgun Gothic"/>
+          <w:b w:val="0"/>
+          <w:color w:val="334155"/>
+          <w:sz w:val="20"/>
+        </w:rPr>
+        <w:t>돼 해외 계정이 남의 선택에 덮이지 않아요.</w:t>
+      </w:r>
+    </w:p>
+    <w:tbl>
+      <w:tblPr>
+        <w:tblW w:type="auto" w:w="0"/>
+        <w:jc w:val="center"/>
+        <w:tblLook w:firstColumn="1" w:firstRow="1" w:lastColumn="0" w:lastRow="0" w:noHBand="0" w:noVBand="1" w:val="04A0"/>
+        <w:tblBorders>
+          <w:top w:val="none"/>
+          <w:left w:val="none"/>
+          <w:bottom w:val="none"/>
+          <w:right w:val="none"/>
+          <w:insideH w:val="none"/>
+          <w:insideV w:val="none"/>
+        </w:tblBorders>
+      </w:tblPr>
+      <w:tblGrid>
+        <w:gridCol w:w="9936"/>
+      </w:tblGrid>
+      <w:tr>
+        <w:tc>
+          <w:tcPr>
+            <w:tcW w:type="dxa" w:w="9216"/>
+            <w:shd w:val="clear" w:fill="FFFBEB"/>
+          </w:tcPr>
+          <w:p>
+            <w:pPr>
+              <w:spacing w:after="40" w:before="40"/>
+            </w:pPr>
+            <w:r>
+              <w:rPr>
+                <w:rFonts w:ascii="Malgun Gothic" w:hAnsi="Malgun Gothic" w:eastAsia="Malgun Gothic"/>
+                <w:b/>
+                <w:color w:val="B45309"/>
+                <w:sz w:val="21"/>
+              </w:rPr>
+              <w:t xml:space="preserve">⚠️ 알아두기 </w:t>
+            </w:r>
+            <w:r>
+              <w:rPr>
+                <w:rFonts w:ascii="Malgun Gothic" w:hAnsi="Malgun Gothic" w:eastAsia="Malgun Gothic"/>
+                <w:b w:val="0"/>
+                <w:color w:val="92670A"/>
+                <w:sz w:val="20"/>
+              </w:rPr>
+              <w:t>국적이 비어 있는 계정은 기존 방식(이름·아이디 규칙)으로 판단합니다. 강사 등록 시 국적을 꼭 넣어 주세요.</w:t>
+            </w:r>
+          </w:p>
+        </w:tc>
+      </w:tr>
+    </w:tbl>
+    <w:p>
+      <w:pPr>
+        <w:spacing w:after="40"/>
+      </w:pPr>
+    </w:p>
+    <w:tbl>
+      <w:tblPr>
+        <w:tblW w:type="auto" w:w="0"/>
+        <w:jc w:val="center"/>
+        <w:tblLook w:firstColumn="1" w:firstRow="1" w:lastColumn="0" w:lastRow="0" w:noHBand="0" w:noVBand="1" w:val="04A0"/>
+        <w:tblBorders>
+          <w:top w:val="none"/>
+          <w:left w:val="none"/>
+          <w:bottom w:val="none"/>
+          <w:right w:val="none"/>
+          <w:insideH w:val="none"/>
+          <w:insideV w:val="none"/>
+        </w:tblBorders>
+      </w:tblPr>
+      <w:tblGrid>
+        <w:gridCol w:w="9936"/>
+      </w:tblGrid>
+      <w:tr>
+        <w:tc>
+          <w:tcPr>
+            <w:tcW w:type="dxa" w:w="9216"/>
+            <w:shd w:val="clear" w:fill="FFF7E6"/>
+          </w:tcPr>
+          <w:p>
+            <w:pPr>
+              <w:spacing w:after="40" w:before="40"/>
+            </w:pPr>
+            <w:r>
+              <w:rPr>
+                <w:rFonts w:ascii="Malgun Gothic" w:hAnsi="Malgun Gothic" w:eastAsia="Malgun Gothic"/>
+                <w:b/>
+                <w:color w:val="E8630A"/>
+                <w:sz w:val="21"/>
+              </w:rPr>
+              <w:t xml:space="preserve">💡 꿀팁 </w:t>
+            </w:r>
+            <w:r>
+              <w:rPr>
+                <w:rFonts w:ascii="Malgun Gothic" w:hAnsi="Malgun Gothic" w:eastAsia="Malgun Gothic"/>
+                <w:b w:val="0"/>
+                <w:color w:val="5B4A2A"/>
+                <w:sz w:val="20"/>
+              </w:rPr>
+              <w:t>새 강사를 등록할 때 국적을 함께 입력하면 첫 로그인부터 영어 화면으로 시작해 문의가 줄어듭니다.</w:t>
+            </w:r>
+          </w:p>
+        </w:tc>
+      </w:tr>
+    </w:tbl>
+    <w:p>
+      <w:pPr>
+        <w:spacing w:after="40"/>
+      </w:pPr>
+    </w:p>
+    <w:p>
+      <w:pPr>
+        <w:spacing w:before="80" w:after="160"/>
+        <w:jc w:val="center"/>
+      </w:pPr>
+      <w:r>
+        <w:drawing>
+          <wp:inline xmlns:a="http://schemas.openxmlformats.org/drawingml/2006/main" xmlns:pic="http://schemas.openxmlformats.org/drawingml/2006/picture">
+            <wp:extent cx="5669280" cy="3543300"/>
+            <wp:docPr id="23" name="Picture 23"/>
+            <wp:cNvGraphicFramePr>
+              <a:graphicFrameLocks noChangeAspect="1"/>
+            </wp:cNvGraphicFramePr>
+            <a:graphic>
+              <a:graphicData uri="http://schemas.openxmlformats.org/drawingml/2006/picture">
+                <pic:pic>
+                  <pic:nvPicPr>
+                    <pic:cNvPr id="0" name="admin_dashboard.jpg"/>
+                    <pic:cNvPicPr/>
+                  </pic:nvPicPr>
+                  <pic:blipFill>
+                    <a:blip r:embed="rId12"/>
+                    <a:stretch>
+                      <a:fillRect/>
+                    </a:stretch>
+                  </pic:blipFill>
+                  <pic:spPr>
+                    <a:xfrm>
+                      <a:off x="0" y="0"/>
+                      <a:ext cx="5669280" cy="3543300"/>
+                    </a:xfrm>
+                    <a:prstGeom prst="rect"/>
+                  </pic:spPr>
+                </pic:pic>
+              </a:graphicData>
+            </a:graphic>
+          </wp:inline>
+        </w:drawing>
+      </w:r>
+    </w:p>
+    <w:p>
+      <w:pPr>
+        <w:spacing w:before="240" w:after="40"/>
+      </w:pPr>
+      <w:r>
+        <w:rPr>
+          <w:rFonts w:ascii="Malgun Gothic" w:hAnsi="Malgun Gothic" w:eastAsia="Malgun Gothic"/>
+          <w:b/>
+          <w:color w:val="E11D48"/>
+          <w:sz w:val="28"/>
+        </w:rPr>
+        <w:t>22.  💳 수강 등록 · 결제 → 수업 자동 생성</w:t>
+      </w:r>
+    </w:p>
+    <w:p>
+      <w:pPr>
+        <w:spacing w:after="120" w:before="0"/>
+      </w:pPr>
+      <w:r>
+        <w:rPr>
+          <w:rFonts w:ascii="Malgun Gothic" w:hAnsi="Malgun Gothic" w:eastAsia="Malgun Gothic"/>
+          <w:b w:val="0"/>
+          <w:color w:val="64748B"/>
+          <w:sz w:val="21"/>
+        </w:rPr>
+        <w:t>결제 확정되면 회차 전량이 자동으로 잡힙니다</w:t>
+      </w:r>
+    </w:p>
+    <w:tbl>
+      <w:tblPr>
+        <w:tblW w:type="auto" w:w="0"/>
+        <w:jc w:val="center"/>
+        <w:tblLook w:firstColumn="1" w:firstRow="1" w:lastColumn="0" w:lastRow="0" w:noHBand="0" w:noVBand="1" w:val="04A0"/>
+        <w:tblBorders>
+          <w:top w:val="none"/>
+          <w:left w:val="none"/>
+          <w:bottom w:val="none"/>
+          <w:right w:val="none"/>
+          <w:insideH w:val="none"/>
+          <w:insideV w:val="none"/>
+        </w:tblBorders>
+      </w:tblPr>
+      <w:tblGrid>
+        <w:gridCol w:w="9936"/>
+      </w:tblGrid>
+      <w:tr>
+        <w:tc>
+          <w:tcPr>
+            <w:tcW w:type="dxa" w:w="9216"/>
+            <w:shd w:val="clear" w:fill="FFF1F2"/>
+          </w:tcPr>
+          <w:p>
+            <w:pPr>
+              <w:spacing w:after="40" w:before="40"/>
+            </w:pPr>
+            <w:r>
+              <w:rPr>
+                <w:rFonts w:ascii="Malgun Gothic" w:hAnsi="Malgun Gothic" w:eastAsia="Malgun Gothic"/>
+                <w:b/>
+                <w:color w:val="E11D48"/>
+                <w:sz w:val="21"/>
+              </w:rPr>
+              <w:t xml:space="preserve">📖 </w:t>
+            </w:r>
+            <w:r>
+              <w:rPr>
+                <w:rFonts w:ascii="Malgun Gothic" w:hAnsi="Malgun Gothic" w:eastAsia="Malgun Gothic"/>
+                <w:b/>
+                <w:color w:val="334155"/>
+                <w:sz w:val="20"/>
+              </w:rPr>
+              <w:t>수강신청 화면</w:t>
+            </w:r>
+            <w:r>
+              <w:rPr>
+                <w:rFonts w:ascii="Malgun Gothic" w:hAnsi="Malgun Gothic" w:eastAsia="Malgun Gothic"/>
+                <w:b w:val="0"/>
+                <w:color w:val="334155"/>
+                <w:sz w:val="20"/>
+              </w:rPr>
+              <w:t xml:space="preserve">에서 학생이 강사·요일·시간을 고르고 결제하면, </w:t>
+            </w:r>
+            <w:r>
+              <w:rPr>
+                <w:rFonts w:ascii="Malgun Gothic" w:hAnsi="Malgun Gothic" w:eastAsia="Malgun Gothic"/>
+                <w:b/>
+                <w:color w:val="334155"/>
+                <w:sz w:val="20"/>
+              </w:rPr>
+              <w:t>결제 확정 시점에 수업 회차가 전량 자동 생성</w:t>
+            </w:r>
+            <w:r>
+              <w:rPr>
+                <w:rFonts w:ascii="Malgun Gothic" w:hAnsi="Malgun Gothic" w:eastAsia="Malgun Gothic"/>
+                <w:b w:val="0"/>
+                <w:color w:val="334155"/>
+                <w:sz w:val="20"/>
+              </w:rPr>
+              <w:t xml:space="preserve">됩니다. 예전처럼 결제 확인 후 사람이 일일이 시간표를 넣던 작업이 사라졌어요. </w:t>
+            </w:r>
+            <w:r>
+              <w:rPr>
+                <w:rFonts w:ascii="Malgun Gothic" w:hAnsi="Malgun Gothic" w:eastAsia="Malgun Gothic"/>
+                <w:b/>
+                <w:color w:val="334155"/>
+                <w:sz w:val="20"/>
+              </w:rPr>
+              <w:t>같은 시간에 이미 잡힌 수업이 있으면 결제 전에 충돌을 감지</w:t>
+            </w:r>
+            <w:r>
+              <w:rPr>
+                <w:rFonts w:ascii="Malgun Gothic" w:hAnsi="Malgun Gothic" w:eastAsia="Malgun Gothic"/>
+                <w:b w:val="0"/>
+                <w:color w:val="334155"/>
+                <w:sz w:val="20"/>
+              </w:rPr>
+              <w:t>해 알려 줍니다.</w:t>
+            </w:r>
+          </w:p>
+        </w:tc>
+      </w:tr>
+    </w:tbl>
+    <w:p>
+      <w:pPr>
+        <w:spacing w:after="40"/>
+      </w:pPr>
+    </w:p>
+    <w:p>
+      <w:pPr>
+        <w:spacing w:after="40" w:before="0"/>
+      </w:pPr>
+      <w:r>
+        <w:rPr>
+          <w:rFonts w:ascii="Malgun Gothic" w:hAnsi="Malgun Gothic" w:eastAsia="Malgun Gothic"/>
+          <w:b/>
+          <w:color w:val="E11D48"/>
+          <w:sz w:val="22"/>
+        </w:rPr>
+        <w:t>사용 방법</w:t>
+      </w:r>
+    </w:p>
+    <w:p>
+      <w:pPr>
+        <w:spacing w:after="40"/>
+        <w:ind w:left="288"/>
+      </w:pPr>
+      <w:r>
+        <w:rPr>
+          <w:rFonts w:ascii="Malgun Gothic" w:hAnsi="Malgun Gothic" w:eastAsia="Malgun Gothic"/>
+          <w:b/>
+          <w:color w:val="F59E0B"/>
+          <w:sz w:val="21"/>
+        </w:rPr>
+        <w:t xml:space="preserve">1. </w:t>
+      </w:r>
+      <w:r>
+        <w:rPr>
+          <w:rFonts w:ascii="Malgun Gothic" w:hAnsi="Malgun Gothic" w:eastAsia="Malgun Gothic"/>
+          <w:b w:val="0"/>
+          <w:color w:val="334155"/>
+          <w:sz w:val="21"/>
+        </w:rPr>
+        <w:t xml:space="preserve">학생·학부모에게 </w:t>
+      </w:r>
+      <w:r>
+        <w:rPr>
+          <w:rFonts w:ascii="Malgun Gothic" w:hAnsi="Malgun Gothic" w:eastAsia="Malgun Gothic"/>
+          <w:b/>
+          <w:color w:val="E11D48"/>
+          <w:sz w:val="21"/>
+        </w:rPr>
+        <w:t>수강신청 링크</w:t>
+      </w:r>
+      <w:r>
+        <w:rPr>
+          <w:rFonts w:ascii="Malgun Gothic" w:hAnsi="Malgun Gothic" w:eastAsia="Malgun Gothic"/>
+          <w:b w:val="0"/>
+          <w:color w:val="334155"/>
+          <w:sz w:val="21"/>
+        </w:rPr>
+        <w:t>를 안내해요.</w:t>
+      </w:r>
+    </w:p>
+    <w:p>
+      <w:pPr>
+        <w:spacing w:after="40"/>
+        <w:ind w:left="288"/>
+      </w:pPr>
+      <w:r>
+        <w:rPr>
+          <w:rFonts w:ascii="Malgun Gothic" w:hAnsi="Malgun Gothic" w:eastAsia="Malgun Gothic"/>
+          <w:b/>
+          <w:color w:val="F59E0B"/>
+          <w:sz w:val="21"/>
+        </w:rPr>
+        <w:t xml:space="preserve">2. </w:t>
+      </w:r>
+      <w:r>
+        <w:rPr>
+          <w:rFonts w:ascii="Malgun Gothic" w:hAnsi="Malgun Gothic" w:eastAsia="Malgun Gothic"/>
+          <w:b w:val="0"/>
+          <w:color w:val="334155"/>
+          <w:sz w:val="21"/>
+        </w:rPr>
+        <w:t xml:space="preserve">학생이 </w:t>
+      </w:r>
+      <w:r>
+        <w:rPr>
+          <w:rFonts w:ascii="Malgun Gothic" w:hAnsi="Malgun Gothic" w:eastAsia="Malgun Gothic"/>
+          <w:b/>
+          <w:color w:val="E11D48"/>
+          <w:sz w:val="21"/>
+        </w:rPr>
+        <w:t>강사 → 수업 옵션(주 횟수·기간·수업 길이) → 요일·시간</w:t>
+      </w:r>
+      <w:r>
+        <w:rPr>
+          <w:rFonts w:ascii="Malgun Gothic" w:hAnsi="Malgun Gothic" w:eastAsia="Malgun Gothic"/>
+          <w:b w:val="0"/>
+          <w:color w:val="334155"/>
+          <w:sz w:val="21"/>
+        </w:rPr>
+        <w:t xml:space="preserve"> 순으로 고릅니다.</w:t>
+      </w:r>
+    </w:p>
+    <w:p>
+      <w:pPr>
+        <w:spacing w:after="40"/>
+        <w:ind w:left="288"/>
+      </w:pPr>
+      <w:r>
+        <w:rPr>
+          <w:rFonts w:ascii="Malgun Gothic" w:hAnsi="Malgun Gothic" w:eastAsia="Malgun Gothic"/>
+          <w:b/>
+          <w:color w:val="F59E0B"/>
+          <w:sz w:val="21"/>
+        </w:rPr>
+        <w:t xml:space="preserve">3. </w:t>
+      </w:r>
+      <w:r>
+        <w:rPr>
+          <w:rFonts w:ascii="Malgun Gothic" w:hAnsi="Malgun Gothic" w:eastAsia="Malgun Gothic"/>
+          <w:b/>
+          <w:color w:val="E11D48"/>
+          <w:sz w:val="21"/>
+        </w:rPr>
+        <w:t>시간 확인</w:t>
+      </w:r>
+      <w:r>
+        <w:rPr>
+          <w:rFonts w:ascii="Malgun Gothic" w:hAnsi="Malgun Gothic" w:eastAsia="Malgun Gothic"/>
+          <w:b w:val="0"/>
+          <w:color w:val="334155"/>
+          <w:sz w:val="21"/>
+        </w:rPr>
+        <w:t>이 통과돼야 결제 버튼이 열립니다(충돌 시 결제 불가).</w:t>
+      </w:r>
+    </w:p>
+    <w:p>
+      <w:pPr>
+        <w:spacing w:after="40"/>
+        <w:ind w:left="288"/>
+      </w:pPr>
+      <w:r>
+        <w:rPr>
+          <w:rFonts w:ascii="Malgun Gothic" w:hAnsi="Malgun Gothic" w:eastAsia="Malgun Gothic"/>
+          <w:b/>
+          <w:color w:val="F59E0B"/>
+          <w:sz w:val="21"/>
+        </w:rPr>
+        <w:t xml:space="preserve">4. </w:t>
+      </w:r>
+      <w:r>
+        <w:rPr>
+          <w:rFonts w:ascii="Malgun Gothic" w:hAnsi="Malgun Gothic" w:eastAsia="Malgun Gothic"/>
+          <w:b w:val="0"/>
+          <w:color w:val="334155"/>
+          <w:sz w:val="21"/>
+        </w:rPr>
+        <w:t xml:space="preserve">결제가 확정되면 </w:t>
+      </w:r>
+      <w:r>
+        <w:rPr>
+          <w:rFonts w:ascii="Malgun Gothic" w:hAnsi="Malgun Gothic" w:eastAsia="Malgun Gothic"/>
+          <w:b/>
+          <w:color w:val="E11D48"/>
+          <w:sz w:val="21"/>
+        </w:rPr>
+        <w:t>회차가 한꺼번에 생성</w:t>
+      </w:r>
+      <w:r>
+        <w:rPr>
+          <w:rFonts w:ascii="Malgun Gothic" w:hAnsi="Malgun Gothic" w:eastAsia="Malgun Gothic"/>
+          <w:b w:val="0"/>
+          <w:color w:val="334155"/>
+          <w:sz w:val="21"/>
+        </w:rPr>
+        <w:t>됩니다. 관리자 화면 수업 목록에서 확인해요.</w:t>
+      </w:r>
+    </w:p>
+    <w:p>
+      <w:pPr>
+        <w:spacing w:after="40"/>
+        <w:ind w:left="288"/>
+      </w:pPr>
+      <w:r>
+        <w:rPr>
+          <w:rFonts w:ascii="Malgun Gothic" w:hAnsi="Malgun Gothic" w:eastAsia="Malgun Gothic"/>
+          <w:b/>
+          <w:color w:val="F59E0B"/>
+          <w:sz w:val="21"/>
+        </w:rPr>
+        <w:t xml:space="preserve">5. </w:t>
+      </w:r>
+      <w:r>
+        <w:rPr>
+          <w:rFonts w:ascii="Malgun Gothic" w:hAnsi="Malgun Gothic" w:eastAsia="Malgun Gothic"/>
+          <w:b w:val="0"/>
+          <w:color w:val="334155"/>
+          <w:sz w:val="21"/>
+        </w:rPr>
+        <w:t xml:space="preserve">본사 단가·할인율은 </w:t>
+      </w:r>
+      <w:r>
+        <w:rPr>
+          <w:rFonts w:ascii="Malgun Gothic" w:hAnsi="Malgun Gothic" w:eastAsia="Malgun Gothic"/>
+          <w:b/>
+          <w:color w:val="E11D48"/>
+          <w:sz w:val="21"/>
+        </w:rPr>
+        <w:t>단가표 화면</w:t>
+      </w:r>
+      <w:r>
+        <w:rPr>
+          <w:rFonts w:ascii="Malgun Gothic" w:hAnsi="Malgun Gothic" w:eastAsia="Malgun Gothic"/>
+          <w:b w:val="0"/>
+          <w:color w:val="334155"/>
+          <w:sz w:val="21"/>
+        </w:rPr>
+        <w:t>에서 관리합니다.</w:t>
+      </w:r>
+    </w:p>
+    <w:p>
+      <w:pPr>
+        <w:spacing w:after="40" w:before="80"/>
+      </w:pPr>
+      <w:r>
+        <w:rPr>
+          <w:rFonts w:ascii="Malgun Gothic" w:hAnsi="Malgun Gothic" w:eastAsia="Malgun Gothic"/>
+          <w:b/>
+          <w:color w:val="E11D48"/>
+          <w:sz w:val="21"/>
+        </w:rPr>
+        <w:t>✅ 핵심 포인트</w:t>
+      </w:r>
+    </w:p>
+    <w:p>
+      <w:pPr>
+        <w:spacing w:after="20"/>
+        <w:ind w:left="288"/>
+      </w:pPr>
+      <w:r>
+        <w:rPr>
+          <w:rFonts w:ascii="Malgun Gothic" w:hAnsi="Malgun Gothic"/>
+          <w:color w:val="E11D48"/>
+        </w:rPr>
+        <w:t xml:space="preserve">• </w:t>
+      </w:r>
+      <w:r>
+        <w:rPr>
+          <w:rFonts w:ascii="Malgun Gothic" w:hAnsi="Malgun Gothic" w:eastAsia="Malgun Gothic"/>
+          <w:b/>
+          <w:color w:val="E11D48"/>
+          <w:sz w:val="20"/>
+        </w:rPr>
+        <w:t>멱등 처리</w:t>
+      </w:r>
+      <w:r>
+        <w:rPr>
+          <w:rFonts w:ascii="Malgun Gothic" w:hAnsi="Malgun Gothic" w:eastAsia="Malgun Gothic"/>
+          <w:b w:val="0"/>
+          <w:color w:val="334155"/>
+          <w:sz w:val="20"/>
+        </w:rPr>
+        <w:t>돼서 결제 알림이 중복 들어와도 회차가 두 번 생기지 않아요.</w:t>
+      </w:r>
+    </w:p>
+    <w:p>
+      <w:pPr>
+        <w:spacing w:after="20"/>
+        <w:ind w:left="288"/>
+      </w:pPr>
+      <w:r>
+        <w:rPr>
+          <w:rFonts w:ascii="Malgun Gothic" w:hAnsi="Malgun Gothic"/>
+          <w:color w:val="E11D48"/>
+        </w:rPr>
+        <w:t xml:space="preserve">• </w:t>
+      </w:r>
+      <w:r>
+        <w:rPr>
+          <w:rFonts w:ascii="Malgun Gothic" w:hAnsi="Malgun Gothic" w:eastAsia="Malgun Gothic"/>
+          <w:b w:val="0"/>
+          <w:color w:val="334155"/>
+          <w:sz w:val="20"/>
+        </w:rPr>
+        <w:t xml:space="preserve">공휴일·기존 수업과 겹치면 </w:t>
+      </w:r>
+      <w:r>
+        <w:rPr>
+          <w:rFonts w:ascii="Malgun Gothic" w:hAnsi="Malgun Gothic" w:eastAsia="Malgun Gothic"/>
+          <w:b/>
+          <w:color w:val="E11D48"/>
+          <w:sz w:val="20"/>
+        </w:rPr>
+        <w:t>뒤로 밀어서</w:t>
+      </w:r>
+      <w:r>
+        <w:rPr>
+          <w:rFonts w:ascii="Malgun Gothic" w:hAnsi="Malgun Gothic" w:eastAsia="Malgun Gothic"/>
+          <w:b w:val="0"/>
+          <w:color w:val="334155"/>
+          <w:sz w:val="20"/>
+        </w:rPr>
+        <w:t xml:space="preserve"> 회차 수를 채웁니다.</w:t>
+      </w:r>
+    </w:p>
+    <w:p>
+      <w:pPr>
+        <w:spacing w:after="20"/>
+        <w:ind w:left="288"/>
+      </w:pPr>
+      <w:r>
+        <w:rPr>
+          <w:rFonts w:ascii="Malgun Gothic" w:hAnsi="Malgun Gothic"/>
+          <w:color w:val="E11D48"/>
+        </w:rPr>
+        <w:t xml:space="preserve">• </w:t>
+      </w:r>
+      <w:r>
+        <w:rPr>
+          <w:rFonts w:ascii="Malgun Gothic" w:hAnsi="Malgun Gothic" w:eastAsia="Malgun Gothic"/>
+          <w:b w:val="0"/>
+          <w:color w:val="334155"/>
+          <w:sz w:val="20"/>
+        </w:rPr>
+        <w:t>기간 할인(6개월 -5% · 12개월 -10%)이 금액에 자동 반영됩니다.</w:t>
+      </w:r>
+    </w:p>
+    <w:tbl>
+      <w:tblPr>
+        <w:tblW w:type="auto" w:w="0"/>
+        <w:jc w:val="center"/>
+        <w:tblLook w:firstColumn="1" w:firstRow="1" w:lastColumn="0" w:lastRow="0" w:noHBand="0" w:noVBand="1" w:val="04A0"/>
+        <w:tblBorders>
+          <w:top w:val="none"/>
+          <w:left w:val="none"/>
+          <w:bottom w:val="none"/>
+          <w:right w:val="none"/>
+          <w:insideH w:val="none"/>
+          <w:insideV w:val="none"/>
+        </w:tblBorders>
+      </w:tblPr>
+      <w:tblGrid>
+        <w:gridCol w:w="9936"/>
+      </w:tblGrid>
+      <w:tr>
+        <w:tc>
+          <w:tcPr>
+            <w:tcW w:type="dxa" w:w="9216"/>
+            <w:shd w:val="clear" w:fill="FFFBEB"/>
+          </w:tcPr>
+          <w:p>
+            <w:pPr>
+              <w:spacing w:after="40" w:before="40"/>
+            </w:pPr>
+            <w:r>
+              <w:rPr>
+                <w:rFonts w:ascii="Malgun Gothic" w:hAnsi="Malgun Gothic" w:eastAsia="Malgun Gothic"/>
+                <w:b/>
+                <w:color w:val="B45309"/>
+                <w:sz w:val="21"/>
+              </w:rPr>
+              <w:t xml:space="preserve">⚠️ 알아두기 </w:t>
+            </w:r>
+            <w:r>
+              <w:rPr>
+                <w:rFonts w:ascii="Malgun Gothic" w:hAnsi="Malgun Gothic" w:eastAsia="Malgun Gothic"/>
+                <w:b w:val="0"/>
+                <w:color w:val="92670A"/>
+                <w:sz w:val="20"/>
+              </w:rPr>
+              <w:t xml:space="preserve">현재는 </w:t>
+            </w:r>
+            <w:r>
+              <w:rPr>
+                <w:rFonts w:ascii="Malgun Gothic" w:hAnsi="Malgun Gothic" w:eastAsia="Malgun Gothic"/>
+                <w:b/>
+                <w:color w:val="92670A"/>
+                <w:sz w:val="20"/>
+              </w:rPr>
+              <w:t>1단계(등록 → 결제 → 회차 자동 생성)</w:t>
+            </w:r>
+            <w:r>
+              <w:rPr>
+                <w:rFonts w:ascii="Malgun Gothic" w:hAnsi="Malgun Gothic" w:eastAsia="Malgun Gothic"/>
+                <w:b w:val="0"/>
+                <w:color w:val="92670A"/>
+                <w:sz w:val="20"/>
+              </w:rPr>
+              <w:t xml:space="preserve"> 까지 열려 있습니다. 이후 단계는 순차 반영 예정입니다.</w:t>
+            </w:r>
+          </w:p>
+        </w:tc>
+      </w:tr>
+    </w:tbl>
+    <w:p>
+      <w:pPr>
+        <w:spacing w:after="40"/>
+      </w:pPr>
+    </w:p>
+    <w:tbl>
+      <w:tblPr>
+        <w:tblW w:type="auto" w:w="0"/>
+        <w:jc w:val="center"/>
+        <w:tblLook w:firstColumn="1" w:firstRow="1" w:lastColumn="0" w:lastRow="0" w:noHBand="0" w:noVBand="1" w:val="04A0"/>
+        <w:tblBorders>
+          <w:top w:val="none"/>
+          <w:left w:val="none"/>
+          <w:bottom w:val="none"/>
+          <w:right w:val="none"/>
+          <w:insideH w:val="none"/>
+          <w:insideV w:val="none"/>
+        </w:tblBorders>
+      </w:tblPr>
+      <w:tblGrid>
+        <w:gridCol w:w="9936"/>
+      </w:tblGrid>
+      <w:tr>
+        <w:tc>
+          <w:tcPr>
+            <w:tcW w:type="dxa" w:w="9216"/>
+            <w:shd w:val="clear" w:fill="FFF7E6"/>
+          </w:tcPr>
+          <w:p>
+            <w:pPr>
+              <w:spacing w:after="40" w:before="40"/>
+            </w:pPr>
+            <w:r>
+              <w:rPr>
+                <w:rFonts w:ascii="Malgun Gothic" w:hAnsi="Malgun Gothic" w:eastAsia="Malgun Gothic"/>
+                <w:b/>
+                <w:color w:val="E8630A"/>
+                <w:sz w:val="21"/>
+              </w:rPr>
+              <w:t xml:space="preserve">💡 꿀팁 </w:t>
+            </w:r>
+            <w:r>
+              <w:rPr>
+                <w:rFonts w:ascii="Malgun Gothic" w:hAnsi="Malgun Gothic" w:eastAsia="Malgun Gothic"/>
+                <w:b w:val="0"/>
+                <w:color w:val="5B4A2A"/>
+                <w:sz w:val="20"/>
+              </w:rPr>
+              <w:t>상담 → 레벨테스트 → 수강신청 링크 전달 순서로 안내하면 등록 전환이 매끄럽습니다.</w:t>
+            </w:r>
+          </w:p>
+        </w:tc>
+      </w:tr>
+    </w:tbl>
+    <w:p>
+      <w:pPr>
+        <w:spacing w:after="40"/>
+      </w:pPr>
+    </w:p>
+    <w:p>
+      <w:pPr>
+        <w:spacing w:before="80" w:after="160"/>
+        <w:jc w:val="center"/>
+      </w:pPr>
+      <w:r>
+        <w:drawing>
+          <wp:inline xmlns:a="http://schemas.openxmlformats.org/drawingml/2006/main" xmlns:pic="http://schemas.openxmlformats.org/drawingml/2006/picture">
+            <wp:extent cx="5669280" cy="3543300"/>
+            <wp:docPr id="24" name="Picture 24"/>
+            <wp:cNvGraphicFramePr>
+              <a:graphicFrameLocks noChangeAspect="1"/>
+            </wp:cNvGraphicFramePr>
+            <a:graphic>
+              <a:graphicData uri="http://schemas.openxmlformats.org/drawingml/2006/picture">
+                <pic:pic>
+                  <pic:nvPicPr>
+                    <pic:cNvPr id="0" name="admin_enroll.jpg"/>
+                    <pic:cNvPicPr/>
+                  </pic:nvPicPr>
+                  <pic:blipFill>
+                    <a:blip r:embed="rId25"/>
                     <a:stretch>
                       <a:fillRect/>
                     </a:stretch>
